--- a/docs/使用说明.docx
+++ b/docs/使用说明.docx
@@ -6,20 +6,14 @@
       <w:pPr>
         <w:pStyle w:val="1"/>
         <w:rPr>
-          <w:rFonts w:ascii="微软雅黑" w:eastAsia="微软雅黑" w:hAnsi="微软雅黑"/>
-        </w:rPr>
-      </w:pPr>
-      <w:r>
-        <w:rPr>
-          <w:rFonts w:ascii="微软雅黑" w:eastAsia="微软雅黑" w:hAnsi="微软雅黑" w:hint="eastAsia"/>
-        </w:rPr>
-        <w:t xml:space="preserve">MO Trainer </w:t>
-      </w:r>
-      <w:r>
-        <w:rPr>
-          <w:rFonts w:ascii="微软雅黑" w:eastAsia="微软雅黑" w:hAnsi="微软雅黑" w:hint="eastAsia"/>
-        </w:rPr>
-        <w:t>使用说明</w:t>
+          <w:rFonts w:ascii="微软雅黑" w:eastAsia="微软雅黑" w:hAnsi="微软雅黑" w:hint="eastAsia"/>
+        </w:rPr>
+      </w:pPr>
+      <w:r>
+        <w:rPr>
+          <w:rFonts w:ascii="微软雅黑" w:eastAsia="微软雅黑" w:hAnsi="微软雅黑" w:hint="eastAsia"/>
+        </w:rPr>
+        <w:t>MO Trainer 使用说明</w:t>
       </w:r>
     </w:p>
     <w:p>
@@ -34,61 +28,7 @@
         <w:rPr>
           <w:rFonts w:ascii="微软雅黑" w:eastAsia="微软雅黑" w:hAnsi="微软雅黑" w:hint="eastAsia"/>
         </w:rPr>
-        <w:t>心灵终结（</w:t>
-      </w:r>
-      <w:r>
-        <w:rPr>
-          <w:rFonts w:ascii="微软雅黑" w:eastAsia="微软雅黑" w:hAnsi="微软雅黑" w:hint="eastAsia"/>
-        </w:rPr>
-        <w:t>Mental Omega 3.3.6</w:t>
-      </w:r>
-      <w:r>
-        <w:rPr>
-          <w:rFonts w:ascii="微软雅黑" w:eastAsia="微软雅黑" w:hAnsi="微软雅黑" w:hint="eastAsia"/>
-        </w:rPr>
-        <w:t>）实时修改器</w:t>
-      </w:r>
-      <w:r>
-        <w:rPr>
-          <w:rFonts w:ascii="微软雅黑" w:eastAsia="微软雅黑" w:hAnsi="微软雅黑" w:hint="eastAsia"/>
-        </w:rPr>
-        <w:t xml:space="preserve"> </w:t>
-      </w:r>
-      <w:r>
-        <w:rPr>
-          <w:rFonts w:ascii="微软雅黑" w:eastAsia="微软雅黑" w:hAnsi="微软雅黑" w:hint="eastAsia"/>
-        </w:rPr>
-        <w:t>·</w:t>
-      </w:r>
-      <w:r>
-        <w:rPr>
-          <w:rFonts w:ascii="微软雅黑" w:eastAsia="微软雅黑" w:hAnsi="微软雅黑" w:hint="eastAsia"/>
-        </w:rPr>
-        <w:t xml:space="preserve"> </w:t>
-      </w:r>
-      <w:r>
-        <w:rPr>
-          <w:rFonts w:ascii="微软雅黑" w:eastAsia="微软雅黑" w:hAnsi="微软雅黑" w:hint="eastAsia"/>
-        </w:rPr>
-        <w:t>版本</w:t>
-      </w:r>
-      <w:r>
-        <w:rPr>
-          <w:rFonts w:ascii="微软雅黑" w:eastAsia="微软雅黑" w:hAnsi="微软雅黑" w:hint="eastAsia"/>
-        </w:rPr>
-        <w:t xml:space="preserve"> v1.0 </w:t>
-      </w:r>
-      <w:r>
-        <w:rPr>
-          <w:rFonts w:ascii="微软雅黑" w:eastAsia="微软雅黑" w:hAnsi="微软雅黑" w:hint="eastAsia"/>
-        </w:rPr>
-        <w:t>·</w:t>
-      </w:r>
-      <w:r>
-        <w:rPr>
-          <w:rFonts w:ascii="微软雅黑" w:eastAsia="微软雅黑" w:hAnsi="微软雅黑" w:hint="eastAsia"/>
-        </w:rPr>
-        <w:t xml:space="preserve"> 2026-10-23</w:t>
+        <w:t>心灵终结（Mental Omega 3.3.6）实时修改器 · 版本 v1.0 · 2026-10-23</w:t>
       </w:r>
     </w:p>
     <w:p>
@@ -121,16 +61,27 @@
           <w:szCs w:val="19"/>
         </w:rPr>
         <w:br/>
-        <w:t xml:space="preserve">1. </w:t>
-      </w:r>
-      <w:r>
-        <w:rPr>
-          <w:rFonts w:ascii="微软雅黑" w:eastAsia="微软雅黑" w:hAnsi="微软雅黑" w:hint="eastAsia"/>
+        <w:t>1. 本工具只适合</w:t>
+      </w:r>
+      <w:r>
+        <w:rPr>
+          <w:rFonts w:ascii="微软雅黑" w:eastAsia="微软雅黑" w:hAnsi="微软雅黑" w:hint="eastAsia"/>
+          <w:b/>
+          <w:bCs/>
           <w:color w:val="222222"/>
           <w:sz w:val="19"/>
           <w:szCs w:val="19"/>
         </w:rPr>
-        <w:t>本工具只适合</w:t>
+        <w:t>单人战役、遭遇战打 AI、自己当房主的局域网对局</w:t>
+      </w:r>
+      <w:r>
+        <w:rPr>
+          <w:rFonts w:ascii="微软雅黑" w:eastAsia="微软雅黑" w:hAnsi="微软雅黑" w:hint="eastAsia"/>
+          <w:color w:val="222222"/>
+          <w:sz w:val="19"/>
+          <w:szCs w:val="19"/>
+        </w:rPr>
+        <w:t>。</w:t>
       </w:r>
       <w:r>
         <w:rPr>
@@ -141,7 +92,17 @@
           <w:sz w:val="19"/>
           <w:szCs w:val="19"/>
         </w:rPr>
-        <w:t>单人战役、遭遇战打</w:t>
+        <w:t>禁止用于公网 CnCNet 对战。</w:t>
+      </w:r>
+      <w:r>
+        <w:rPr>
+          <w:rFonts w:ascii="微软雅黑" w:eastAsia="微软雅黑" w:hAnsi="微软雅黑" w:hint="eastAsia"/>
+          <w:color w:val="222222"/>
+          <w:sz w:val="19"/>
+          <w:szCs w:val="19"/>
+        </w:rPr>
+        <w:br/>
+        <w:t>2. 它只读写游戏内存，</w:t>
       </w:r>
       <w:r>
         <w:rPr>
@@ -152,7 +113,26 @@
           <w:sz w:val="19"/>
           <w:szCs w:val="19"/>
         </w:rPr>
-        <w:t xml:space="preserve"> AI</w:t>
+        <w:t>不修改任何游戏文件</w:t>
+      </w:r>
+      <w:r>
+        <w:rPr>
+          <w:rFonts w:ascii="微软雅黑" w:eastAsia="微软雅黑" w:hAnsi="微软雅黑" w:hint="eastAsia"/>
+          <w:color w:val="222222"/>
+          <w:sz w:val="19"/>
+          <w:szCs w:val="19"/>
+        </w:rPr>
+        <w:t>，不写注册表，也不往 C 盘放东西。</w:t>
+      </w:r>
+      <w:r>
+        <w:rPr>
+          <w:rFonts w:ascii="微软雅黑" w:eastAsia="微软雅黑" w:hAnsi="微软雅黑" w:hint="eastAsia"/>
+          <w:color w:val="222222"/>
+          <w:sz w:val="19"/>
+          <w:szCs w:val="19"/>
+        </w:rPr>
+        <w:br/>
+        <w:t>3. 这一版提供五个功能：金钱、电力、选中单位无敌、秒杀敌人、瞬间建造。</w:t>
       </w:r>
       <w:r>
         <w:rPr>
@@ -163,7 +143,7 @@
           <w:sz w:val="19"/>
           <w:szCs w:val="19"/>
         </w:rPr>
-        <w:t>、自己当房主的局域网对局</w:t>
+        <w:t>没有全图视野</w:t>
       </w:r>
       <w:r>
         <w:rPr>
@@ -172,7 +152,41 @@
           <w:sz w:val="19"/>
           <w:szCs w:val="19"/>
         </w:rPr>
-        <w:t>。</w:t>
+        <w:t xml:space="preserve">（没做出来，所以界面上也没有这个按钮）。 </w:t>
+      </w:r>
+    </w:p>
+    <w:p>
+      <w:pPr>
+        <w:pStyle w:val="2"/>
+        <w:rPr>
+          <w:rFonts w:ascii="微软雅黑" w:eastAsia="微软雅黑" w:hAnsi="微软雅黑" w:hint="eastAsia"/>
+        </w:rPr>
+      </w:pPr>
+      <w:r>
+        <w:rPr>
+          <w:rFonts w:ascii="微软雅黑" w:eastAsia="微软雅黑" w:hAnsi="微软雅黑" w:hint="eastAsia"/>
+        </w:rPr>
+        <w:t>一、这是什么</w:t>
+      </w:r>
+    </w:p>
+    <w:p>
+      <w:pPr>
+        <w:pStyle w:val="a3"/>
+        <w:rPr>
+          <w:rFonts w:ascii="微软雅黑" w:eastAsia="微软雅黑" w:hAnsi="微软雅黑" w:hint="eastAsia"/>
+          <w:color w:val="222222"/>
+          <w:sz w:val="21"/>
+          <w:szCs w:val="21"/>
+        </w:rPr>
+      </w:pPr>
+      <w:r>
+        <w:rPr>
+          <w:rFonts w:ascii="微软雅黑" w:eastAsia="微软雅黑" w:hAnsi="微软雅黑" w:hint="eastAsia"/>
+          <w:color w:val="222222"/>
+          <w:sz w:val="21"/>
+          <w:szCs w:val="21"/>
+        </w:rPr>
+        <w:t>这是一个</w:t>
       </w:r>
       <w:r>
         <w:rPr>
@@ -180,151 +194,19 @@
           <w:b/>
           <w:bCs/>
           <w:color w:val="222222"/>
-          <w:sz w:val="19"/>
-          <w:szCs w:val="19"/>
-        </w:rPr>
-        <w:t>禁止用于公网</w:t>
-      </w:r>
-      <w:r>
-        <w:rPr>
-          <w:rFonts w:ascii="微软雅黑" w:eastAsia="微软雅黑" w:hAnsi="微软雅黑" w:hint="eastAsia"/>
-          <w:b/>
-          <w:bCs/>
-          <w:color w:val="222222"/>
-          <w:sz w:val="19"/>
-          <w:szCs w:val="19"/>
-        </w:rPr>
-        <w:t xml:space="preserve"> CnCNet </w:t>
-      </w:r>
-      <w:r>
-        <w:rPr>
-          <w:rFonts w:ascii="微软雅黑" w:eastAsia="微软雅黑" w:hAnsi="微软雅黑" w:hint="eastAsia"/>
-          <w:b/>
-          <w:bCs/>
-          <w:color w:val="222222"/>
-          <w:sz w:val="19"/>
-          <w:szCs w:val="19"/>
-        </w:rPr>
-        <w:t>对战。</w:t>
-      </w:r>
-      <w:r>
-        <w:rPr>
-          <w:rFonts w:ascii="微软雅黑" w:eastAsia="微软雅黑" w:hAnsi="微软雅黑" w:hint="eastAsia"/>
-          <w:color w:val="222222"/>
-          <w:sz w:val="19"/>
-          <w:szCs w:val="19"/>
-        </w:rPr>
-        <w:br/>
-        <w:t xml:space="preserve">2. </w:t>
-      </w:r>
-      <w:r>
-        <w:rPr>
-          <w:rFonts w:ascii="微软雅黑" w:eastAsia="微软雅黑" w:hAnsi="微软雅黑" w:hint="eastAsia"/>
-          <w:color w:val="222222"/>
-          <w:sz w:val="19"/>
-          <w:szCs w:val="19"/>
-        </w:rPr>
-        <w:t>它只读写游戏内存，</w:t>
-      </w:r>
-      <w:r>
-        <w:rPr>
-          <w:rFonts w:ascii="微软雅黑" w:eastAsia="微软雅黑" w:hAnsi="微软雅黑" w:hint="eastAsia"/>
-          <w:b/>
-          <w:bCs/>
-          <w:color w:val="222222"/>
-          <w:sz w:val="19"/>
-          <w:szCs w:val="19"/>
-        </w:rPr>
-        <w:t>不修改任何游戏文件</w:t>
-      </w:r>
-      <w:r>
-        <w:rPr>
-          <w:rFonts w:ascii="微软雅黑" w:eastAsia="微软雅黑" w:hAnsi="微软雅黑" w:hint="eastAsia"/>
-          <w:color w:val="222222"/>
-          <w:sz w:val="19"/>
-          <w:szCs w:val="19"/>
-        </w:rPr>
-        <w:t>，不写注册表，也不往</w:t>
-      </w:r>
-      <w:r>
-        <w:rPr>
-          <w:rFonts w:ascii="微软雅黑" w:eastAsia="微软雅黑" w:hAnsi="微软雅黑" w:hint="eastAsia"/>
-          <w:color w:val="222222"/>
-          <w:sz w:val="19"/>
-          <w:szCs w:val="19"/>
-        </w:rPr>
-        <w:t xml:space="preserve"> C </w:t>
-      </w:r>
-      <w:r>
-        <w:rPr>
-          <w:rFonts w:ascii="微软雅黑" w:eastAsia="微软雅黑" w:hAnsi="微软雅黑" w:hint="eastAsia"/>
-          <w:color w:val="222222"/>
-          <w:sz w:val="19"/>
-          <w:szCs w:val="19"/>
-        </w:rPr>
-        <w:t>盘放东西。</w:t>
-      </w:r>
-      <w:r>
-        <w:rPr>
-          <w:rFonts w:ascii="微软雅黑" w:eastAsia="微软雅黑" w:hAnsi="微软雅黑" w:hint="eastAsia"/>
-          <w:color w:val="222222"/>
-          <w:sz w:val="19"/>
-          <w:szCs w:val="19"/>
-        </w:rPr>
-        <w:br/>
-        <w:t xml:space="preserve">3. </w:t>
-      </w:r>
-      <w:r>
-        <w:rPr>
-          <w:rFonts w:ascii="微软雅黑" w:eastAsia="微软雅黑" w:hAnsi="微软雅黑" w:hint="eastAsia"/>
-          <w:color w:val="222222"/>
-          <w:sz w:val="19"/>
-          <w:szCs w:val="19"/>
-        </w:rPr>
-        <w:t>这一版提供五个功能：金钱、电力、选中单位无敌、秒杀敌人、瞬间建造。</w:t>
-      </w:r>
-      <w:r>
-        <w:rPr>
-          <w:rFonts w:ascii="微软雅黑" w:eastAsia="微软雅黑" w:hAnsi="微软雅黑" w:hint="eastAsia"/>
-          <w:b/>
-          <w:bCs/>
-          <w:color w:val="222222"/>
-          <w:sz w:val="19"/>
-          <w:szCs w:val="19"/>
-        </w:rPr>
-        <w:t>没有全图视野</w:t>
-      </w:r>
-      <w:r>
-        <w:rPr>
-          <w:rFonts w:ascii="微软雅黑" w:eastAsia="微软雅黑" w:hAnsi="微软雅黑" w:hint="eastAsia"/>
-          <w:color w:val="222222"/>
-          <w:sz w:val="19"/>
-          <w:szCs w:val="19"/>
-        </w:rPr>
-        <w:t>（没做出来，所以界面上也没有这个按钮）。</w:t>
-      </w:r>
-      <w:r>
-        <w:rPr>
-          <w:rFonts w:ascii="微软雅黑" w:eastAsia="微软雅黑" w:hAnsi="微软雅黑" w:hint="eastAsia"/>
-          <w:color w:val="222222"/>
-          <w:sz w:val="19"/>
-          <w:szCs w:val="19"/>
-        </w:rPr>
-        <w:t xml:space="preserve"> </w:t>
-      </w:r>
-    </w:p>
-    <w:p>
-      <w:pPr>
-        <w:pStyle w:val="2"/>
-        <w:rPr>
-          <w:rFonts w:ascii="微软雅黑" w:eastAsia="微软雅黑" w:hAnsi="微软雅黑" w:hint="eastAsia"/>
-        </w:rPr>
-      </w:pPr>
-      <w:r>
-        <w:rPr>
-          <w:rFonts w:ascii="微软雅黑" w:eastAsia="微软雅黑" w:hAnsi="微软雅黑" w:hint="eastAsia"/>
-        </w:rPr>
-        <w:t>一、这是什么</w:t>
+          <w:sz w:val="21"/>
+          <w:szCs w:val="21"/>
+        </w:rPr>
+        <w:t>不用安装</w:t>
+      </w:r>
+      <w:r>
+        <w:rPr>
+          <w:rFonts w:ascii="微软雅黑" w:eastAsia="微软雅黑" w:hAnsi="微软雅黑" w:hint="eastAsia"/>
+          <w:color w:val="222222"/>
+          <w:sz w:val="21"/>
+          <w:szCs w:val="21"/>
+        </w:rPr>
+        <w:t>的小工具。双击打开，它会在后台帮你修改游戏里的几项数值；关掉它，修改就停止。</w:t>
       </w:r>
     </w:p>
     <w:p>
@@ -344,46 +226,6 @@
           <w:sz w:val="21"/>
           <w:szCs w:val="21"/>
         </w:rPr>
-        <w:t>这是一个</w:t>
-      </w:r>
-      <w:r>
-        <w:rPr>
-          <w:rFonts w:ascii="微软雅黑" w:eastAsia="微软雅黑" w:hAnsi="微软雅黑" w:hint="eastAsia"/>
-          <w:b/>
-          <w:bCs/>
-          <w:color w:val="222222"/>
-          <w:sz w:val="21"/>
-          <w:szCs w:val="21"/>
-        </w:rPr>
-        <w:t>不用安装</w:t>
-      </w:r>
-      <w:r>
-        <w:rPr>
-          <w:rFonts w:ascii="微软雅黑" w:eastAsia="微软雅黑" w:hAnsi="微软雅黑" w:hint="eastAsia"/>
-          <w:color w:val="222222"/>
-          <w:sz w:val="21"/>
-          <w:szCs w:val="21"/>
-        </w:rPr>
-        <w:t>的小工具。双击打开，它会在后台帮你修改游戏里的几项数值；关掉它，修改就停止。</w:t>
-      </w:r>
-    </w:p>
-    <w:p>
-      <w:pPr>
-        <w:pStyle w:val="a3"/>
-        <w:rPr>
-          <w:rFonts w:ascii="微软雅黑" w:eastAsia="微软雅黑" w:hAnsi="微软雅黑" w:hint="eastAsia"/>
-          <w:color w:val="222222"/>
-          <w:sz w:val="21"/>
-          <w:szCs w:val="21"/>
-        </w:rPr>
-      </w:pPr>
-      <w:r>
-        <w:rPr>
-          <w:rFonts w:ascii="微软雅黑" w:eastAsia="微软雅黑" w:hAnsi="微软雅黑" w:hint="eastAsia"/>
-          <w:color w:val="222222"/>
-          <w:sz w:val="21"/>
-          <w:szCs w:val="21"/>
-        </w:rPr>
         <w:t>它</w:t>
       </w:r>
       <w:r>
@@ -422,16 +264,7 @@
           <w:sz w:val="21"/>
           <w:szCs w:val="21"/>
         </w:rPr>
-        <w:t>安装任何运行库。整个工具就是一个文件夹，放在哪里都行；推荐放在</w:t>
-      </w:r>
-      <w:r>
-        <w:rPr>
-          <w:rFonts w:ascii="微软雅黑" w:eastAsia="微软雅黑" w:hAnsi="微软雅黑" w:hint="eastAsia"/>
-          <w:color w:val="222222"/>
-          <w:sz w:val="21"/>
-          <w:szCs w:val="21"/>
-        </w:rPr>
-        <w:t xml:space="preserve"> </w:t>
+        <w:t xml:space="preserve">安装任何运行库。整个工具就是一个文件夹，放在哪里都行；推荐放在 </w:t>
       </w:r>
       <w:r>
         <w:rPr>
@@ -497,16 +330,7 @@
           <w:sz w:val="21"/>
           <w:szCs w:val="21"/>
         </w:rPr>
-        <w:t>把整个</w:t>
-      </w:r>
-      <w:r>
-        <w:rPr>
-          <w:rFonts w:ascii="微软雅黑" w:eastAsia="微软雅黑" w:hAnsi="微软雅黑" w:hint="eastAsia"/>
-          <w:color w:val="222222"/>
-          <w:sz w:val="21"/>
-          <w:szCs w:val="21"/>
-        </w:rPr>
-        <w:t xml:space="preserve"> </w:t>
+        <w:t xml:space="preserve">把整个 </w:t>
       </w:r>
       <w:r>
         <w:rPr>
@@ -522,25 +346,7 @@
           <w:sz w:val="21"/>
           <w:szCs w:val="21"/>
         </w:rPr>
-        <w:t xml:space="preserve"> </w:t>
-      </w:r>
-      <w:r>
-        <w:rPr>
-          <w:rFonts w:ascii="微软雅黑" w:eastAsia="微软雅黑" w:hAnsi="微软雅黑" w:hint="eastAsia"/>
-          <w:color w:val="222222"/>
-          <w:sz w:val="21"/>
-          <w:szCs w:val="21"/>
-        </w:rPr>
-        <w:t>文件夹放到</w:t>
-      </w:r>
-      <w:r>
-        <w:rPr>
-          <w:rFonts w:ascii="微软雅黑" w:eastAsia="微软雅黑" w:hAnsi="微软雅黑" w:hint="eastAsia"/>
-          <w:color w:val="222222"/>
-          <w:sz w:val="21"/>
-          <w:szCs w:val="21"/>
-        </w:rPr>
-        <w:t xml:space="preserve"> </w:t>
+        <w:t xml:space="preserve"> 文件夹放到 </w:t>
       </w:r>
       <w:r>
         <w:rPr>
@@ -556,16 +362,7 @@
           <w:sz w:val="21"/>
           <w:szCs w:val="21"/>
         </w:rPr>
-        <w:t xml:space="preserve"> </w:t>
-      </w:r>
-      <w:r>
-        <w:rPr>
-          <w:rFonts w:ascii="微软雅黑" w:eastAsia="微软雅黑" w:hAnsi="微软雅黑" w:hint="eastAsia"/>
-          <w:color w:val="222222"/>
-          <w:sz w:val="21"/>
-          <w:szCs w:val="21"/>
-        </w:rPr>
-        <w:t>下面（如果已经放好，跳过这步）。</w:t>
+        <w:t xml:space="preserve"> 下面（如果已经放好，跳过这步）。</w:t>
       </w:r>
       <w:r>
         <w:rPr>
@@ -575,14 +372,6 @@
           <w:szCs w:val="21"/>
         </w:rPr>
         <w:br/>
-      </w:r>
-      <w:r>
-        <w:rPr>
-          <w:rFonts w:ascii="微软雅黑" w:eastAsia="微软雅黑" w:hAnsi="微软雅黑" w:hint="eastAsia"/>
-          <w:color w:val="222222"/>
-          <w:sz w:val="21"/>
-          <w:szCs w:val="21"/>
-        </w:rPr>
         <w:t>注意：</w:t>
       </w:r>
       <w:r>
@@ -594,36 +383,16 @@
           <w:sz w:val="21"/>
           <w:szCs w:val="21"/>
         </w:rPr>
-        <w:t>不要只复制</w:t>
-      </w:r>
-      <w:r>
-        <w:rPr>
-          <w:rFonts w:ascii="微软雅黑" w:eastAsia="微软雅黑" w:hAnsi="微软雅黑" w:hint="eastAsia"/>
-          <w:b/>
-          <w:bCs/>
-          <w:color w:val="222222"/>
-          <w:sz w:val="21"/>
-          <w:szCs w:val="21"/>
-        </w:rPr>
-        <w:t xml:space="preserve"> exe</w:t>
-      </w:r>
-      <w:r>
-        <w:rPr>
-          <w:rFonts w:ascii="微软雅黑" w:eastAsia="微软雅黑" w:hAnsi="微软雅黑" w:hint="eastAsia"/>
-          <w:color w:val="222222"/>
-          <w:sz w:val="21"/>
-          <w:szCs w:val="21"/>
-        </w:rPr>
-        <w:t>。旁边的</w:t>
-      </w:r>
-      <w:r>
-        <w:rPr>
-          <w:rFonts w:ascii="微软雅黑" w:eastAsia="微软雅黑" w:hAnsi="微软雅黑" w:hint="eastAsia"/>
-          <w:color w:val="222222"/>
-          <w:sz w:val="21"/>
-          <w:szCs w:val="21"/>
-        </w:rPr>
-        <w:t xml:space="preserve"> </w:t>
+        <w:t>不要只复制 exe</w:t>
+      </w:r>
+      <w:r>
+        <w:rPr>
+          <w:rFonts w:ascii="微软雅黑" w:eastAsia="微软雅黑" w:hAnsi="微软雅黑" w:hint="eastAsia"/>
+          <w:color w:val="222222"/>
+          <w:sz w:val="21"/>
+          <w:szCs w:val="21"/>
+        </w:rPr>
+        <w:t xml:space="preserve">。旁边的 </w:t>
       </w:r>
       <w:r>
         <w:rPr>
@@ -639,16 +408,7 @@
           <w:sz w:val="21"/>
           <w:szCs w:val="21"/>
         </w:rPr>
-        <w:t xml:space="preserve"> </w:t>
-      </w:r>
-      <w:r>
-        <w:rPr>
-          <w:rFonts w:ascii="微软雅黑" w:eastAsia="微软雅黑" w:hAnsi="微软雅黑" w:hint="eastAsia"/>
-          <w:color w:val="222222"/>
-          <w:sz w:val="21"/>
-          <w:szCs w:val="21"/>
-        </w:rPr>
-        <w:t>文件夹里存着你这台机器的校准数据，删了就要重新校准。</w:t>
+        <w:t xml:space="preserve"> 文件夹里存着你这台机器的校准数据，删了就要重新校准。</w:t>
       </w:r>
     </w:p>
     <w:p>
@@ -675,18 +435,7 @@
           <w:sz w:val="21"/>
           <w:szCs w:val="21"/>
         </w:rPr>
-        <w:t>双击</w:t>
-      </w:r>
-      <w:r>
-        <w:rPr>
-          <w:rFonts w:ascii="微软雅黑" w:eastAsia="微软雅黑" w:hAnsi="微软雅黑" w:hint="eastAsia"/>
-          <w:b/>
-          <w:bCs/>
-          <w:color w:val="222222"/>
-          <w:sz w:val="21"/>
-          <w:szCs w:val="21"/>
-        </w:rPr>
-        <w:t xml:space="preserve"> </w:t>
+        <w:t xml:space="preserve">双击 </w:t>
       </w:r>
       <w:r>
         <w:rPr>
@@ -715,52 +464,7 @@
           <w:sz w:val="21"/>
           <w:szCs w:val="21"/>
         </w:rPr>
-        <w:t xml:space="preserve">Windows </w:t>
-      </w:r>
-      <w:r>
-        <w:rPr>
-          <w:rFonts w:ascii="微软雅黑" w:eastAsia="微软雅黑" w:hAnsi="微软雅黑" w:hint="eastAsia"/>
-          <w:color w:val="222222"/>
-          <w:sz w:val="21"/>
-          <w:szCs w:val="21"/>
-        </w:rPr>
-        <w:t>会弹出一个</w:t>
-      </w:r>
-      <w:r>
-        <w:rPr>
-          <w:rFonts w:ascii="微软雅黑" w:eastAsia="微软雅黑" w:hAnsi="微软雅黑" w:hint="eastAsia"/>
-          <w:color w:val="222222"/>
-          <w:sz w:val="21"/>
-          <w:szCs w:val="21"/>
-        </w:rPr>
-        <w:t>"</w:t>
-      </w:r>
-      <w:r>
-        <w:rPr>
-          <w:rFonts w:ascii="微软雅黑" w:eastAsia="微软雅黑" w:hAnsi="微软雅黑" w:hint="eastAsia"/>
-          <w:color w:val="222222"/>
-          <w:sz w:val="21"/>
-          <w:szCs w:val="21"/>
-        </w:rPr>
-        <w:t>是否允许此应用对你的设备进行更改</w:t>
-      </w:r>
-      <w:r>
-        <w:rPr>
-          <w:rFonts w:ascii="微软雅黑" w:eastAsia="微软雅黑" w:hAnsi="微软雅黑" w:hint="eastAsia"/>
-          <w:color w:val="222222"/>
-          <w:sz w:val="21"/>
-          <w:szCs w:val="21"/>
-        </w:rPr>
-        <w:t>"</w:t>
-      </w:r>
-      <w:r>
-        <w:rPr>
-          <w:rFonts w:ascii="微软雅黑" w:eastAsia="微软雅黑" w:hAnsi="微软雅黑" w:hint="eastAsia"/>
-          <w:color w:val="222222"/>
-          <w:sz w:val="21"/>
-          <w:szCs w:val="21"/>
-        </w:rPr>
-        <w:t>的窗口，点</w:t>
+        <w:t>Windows 会弹出一个"是否允许此应用对你的设备进行更改"的窗口，点</w:t>
       </w:r>
       <w:r>
         <w:rPr>
@@ -771,29 +475,7 @@
           <w:sz w:val="21"/>
           <w:szCs w:val="21"/>
         </w:rPr>
-        <w:t>"</w:t>
-      </w:r>
-      <w:r>
-        <w:rPr>
-          <w:rFonts w:ascii="微软雅黑" w:eastAsia="微软雅黑" w:hAnsi="微软雅黑" w:hint="eastAsia"/>
-          <w:b/>
-          <w:bCs/>
-          <w:color w:val="222222"/>
-          <w:sz w:val="21"/>
-          <w:szCs w:val="21"/>
-        </w:rPr>
-        <w:t>是</w:t>
-      </w:r>
-      <w:r>
-        <w:rPr>
-          <w:rFonts w:ascii="微软雅黑" w:eastAsia="微软雅黑" w:hAnsi="微软雅黑" w:hint="eastAsia"/>
-          <w:b/>
-          <w:bCs/>
-          <w:color w:val="222222"/>
-          <w:sz w:val="21"/>
-          <w:szCs w:val="21"/>
-        </w:rPr>
-        <w:t>"</w:t>
+        <w:t>"是"</w:t>
       </w:r>
       <w:r>
         <w:rPr>
@@ -812,14 +494,6 @@
           <w:szCs w:val="21"/>
         </w:rPr>
         <w:br/>
-      </w:r>
-      <w:r>
-        <w:rPr>
-          <w:rFonts w:ascii="微软雅黑" w:eastAsia="微软雅黑" w:hAnsi="微软雅黑" w:hint="eastAsia"/>
-          <w:color w:val="222222"/>
-          <w:sz w:val="21"/>
-          <w:szCs w:val="21"/>
-        </w:rPr>
         <w:t>这是正常的：修改游戏内存需要和游戏同等的权限。</w:t>
       </w:r>
     </w:p>
@@ -856,16 +530,7 @@
           <w:sz w:val="21"/>
           <w:szCs w:val="21"/>
         </w:rPr>
-        <w:t>先开游戏还是先开修改器都行，它会自己找</w:t>
-      </w:r>
-      <w:r>
-        <w:rPr>
-          <w:rFonts w:ascii="微软雅黑" w:eastAsia="微软雅黑" w:hAnsi="微软雅黑" w:hint="eastAsia"/>
-          <w:color w:val="222222"/>
-          <w:sz w:val="21"/>
-          <w:szCs w:val="21"/>
-        </w:rPr>
-        <w:t xml:space="preserve"> </w:t>
+        <w:t xml:space="preserve">先开游戏还是先开修改器都行，它会自己找 </w:t>
       </w:r>
       <w:r>
         <w:rPr>
@@ -891,24 +556,7 @@
           <w:szCs w:val="21"/>
         </w:rPr>
         <w:br/>
-      </w:r>
-      <w:r>
-        <w:rPr>
-          <w:rFonts w:ascii="微软雅黑" w:eastAsia="微软雅黑" w:hAnsi="微软雅黑" w:hint="eastAsia"/>
-          <w:color w:val="222222"/>
-          <w:sz w:val="21"/>
-          <w:szCs w:val="21"/>
-        </w:rPr>
-        <w:t>最上面的状态条从</w:t>
-      </w:r>
-      <w:r>
-        <w:rPr>
-          <w:rFonts w:ascii="微软雅黑" w:eastAsia="微软雅黑" w:hAnsi="微软雅黑" w:hint="eastAsia"/>
-          <w:color w:val="222222"/>
-          <w:sz w:val="21"/>
-          <w:szCs w:val="21"/>
-        </w:rPr>
-        <w:t>"</w:t>
+        <w:t>最上面的状态条从"</w:t>
       </w:r>
       <w:r>
         <w:rPr>
@@ -928,25 +576,7 @@
           <w:sz w:val="21"/>
           <w:szCs w:val="21"/>
         </w:rPr>
-        <w:t>"</w:t>
-      </w:r>
-      <w:r>
-        <w:rPr>
-          <w:rFonts w:ascii="微软雅黑" w:eastAsia="微软雅黑" w:hAnsi="微软雅黑" w:hint="eastAsia"/>
-          <w:color w:val="222222"/>
-          <w:sz w:val="21"/>
-          <w:szCs w:val="21"/>
-        </w:rPr>
-        <w:t>变成</w:t>
-      </w:r>
-      <w:r>
-        <w:rPr>
-          <w:rFonts w:ascii="微软雅黑" w:eastAsia="微软雅黑" w:hAnsi="微软雅黑" w:hint="eastAsia"/>
-          <w:color w:val="222222"/>
-          <w:sz w:val="21"/>
-          <w:szCs w:val="21"/>
-        </w:rPr>
-        <w:t>"</w:t>
+        <w:t>"变成"</w:t>
       </w:r>
       <w:r>
         <w:rPr>
@@ -966,16 +596,7 @@
           <w:sz w:val="21"/>
           <w:szCs w:val="21"/>
         </w:rPr>
-        <w:t>"</w:t>
-      </w:r>
-      <w:r>
-        <w:rPr>
-          <w:rFonts w:ascii="微软雅黑" w:eastAsia="微软雅黑" w:hAnsi="微软雅黑" w:hint="eastAsia"/>
-          <w:color w:val="222222"/>
-          <w:sz w:val="21"/>
-          <w:szCs w:val="21"/>
-        </w:rPr>
-        <w:t>，就说明连上了。</w:t>
+        <w:t>"，就说明连上了。</w:t>
       </w:r>
     </w:p>
     <w:p>
@@ -1008,6 +629,20 @@
           <w:color w:val="222222"/>
         </w:rPr>
         <w:t>，这样修改器窗口不会被游戏盖住。如果习惯全屏，可以用全局热键操作（见第五节）。</w:t>
+      </w:r>
+    </w:p>
+    <w:p>
+      <w:pPr>
+        <w:pStyle w:val="note"/>
+        <w:rPr>
+          <w:rFonts w:hint="eastAsia"/>
+        </w:rPr>
+      </w:pPr>
+      <w:r>
+        <w:rPr>
+          <w:rFonts w:hint="eastAsia"/>
+        </w:rPr>
+        <w:t>第一次打开时，程序会先弹出「作者的话」窗口，点「确认」即可继续。不想每次都看，可以勾选窗口里的「不再弹窗显示」；以后想再看，到左侧「关于」页点「作者的话」。</w:t>
       </w:r>
     </w:p>
     <w:p>
@@ -1108,91 +743,7 @@
         <w:rPr>
           <w:rFonts w:ascii="微软雅黑" w:eastAsia="微软雅黑" w:hAnsi="微软雅黑" w:hint="eastAsia"/>
         </w:rPr>
-        <w:t>图</w:t>
-      </w:r>
-      <w:r>
-        <w:rPr>
-          <w:rFonts w:ascii="微软雅黑" w:eastAsia="微软雅黑" w:hAnsi="微软雅黑" w:hint="eastAsia"/>
-        </w:rPr>
-        <w:t xml:space="preserve"> 1</w:t>
-      </w:r>
-      <w:r>
-        <w:rPr>
-          <w:rFonts w:ascii="微软雅黑" w:eastAsia="微软雅黑" w:hAnsi="微软雅黑" w:hint="eastAsia"/>
-        </w:rPr>
-        <w:t>：刚打开时的功能开关页。截图时游戏没有启动，所以状态条显示</w:t>
-      </w:r>
-      <w:r>
-        <w:rPr>
-          <w:rFonts w:ascii="微软雅黑" w:eastAsia="微软雅黑" w:hAnsi="微软雅黑" w:hint="eastAsia"/>
-        </w:rPr>
-        <w:t>"</w:t>
-      </w:r>
-      <w:r>
-        <w:rPr>
-          <w:rFonts w:ascii="微软雅黑" w:eastAsia="微软雅黑" w:hAnsi="微软雅黑" w:hint="eastAsia"/>
-        </w:rPr>
-        <w:t>未连接</w:t>
-      </w:r>
-      <w:r>
-        <w:rPr>
-          <w:rFonts w:ascii="微软雅黑" w:eastAsia="微软雅黑" w:hAnsi="微软雅黑" w:hint="eastAsia"/>
-        </w:rPr>
-        <w:t>"</w:t>
-      </w:r>
-      <w:r>
-        <w:rPr>
-          <w:rFonts w:ascii="微软雅黑" w:eastAsia="微软雅黑" w:hAnsi="微软雅黑" w:hint="eastAsia"/>
-        </w:rPr>
-        <w:t>、卡片显示</w:t>
-      </w:r>
-      <w:r>
-        <w:rPr>
-          <w:rFonts w:ascii="微软雅黑" w:eastAsia="微软雅黑" w:hAnsi="微软雅黑" w:hint="eastAsia"/>
-        </w:rPr>
-        <w:t>"</w:t>
-      </w:r>
-      <w:r>
-        <w:rPr>
-          <w:rFonts w:ascii="微软雅黑" w:eastAsia="微软雅黑" w:hAnsi="微软雅黑" w:hint="eastAsia"/>
-        </w:rPr>
-        <w:t>地址尚未解析</w:t>
-      </w:r>
-      <w:r>
-        <w:rPr>
-          <w:rFonts w:ascii="微软雅黑" w:eastAsia="微软雅黑" w:hAnsi="微软雅黑" w:hint="eastAsia"/>
-        </w:rPr>
-        <w:t>"</w:t>
-      </w:r>
-      <w:r>
-        <w:rPr>
-          <w:rFonts w:ascii="微软雅黑" w:eastAsia="微软雅黑" w:hAnsi="微软雅黑" w:hint="eastAsia"/>
-        </w:rPr>
-        <w:t>，这是正常的；连上游戏后会变成</w:t>
-      </w:r>
-      <w:r>
-        <w:rPr>
-          <w:rFonts w:ascii="微软雅黑" w:eastAsia="微软雅黑" w:hAnsi="微软雅黑" w:hint="eastAsia"/>
-        </w:rPr>
-        <w:t>"</w:t>
-      </w:r>
-      <w:r>
-        <w:rPr>
-          <w:rFonts w:ascii="微软雅黑" w:eastAsia="微软雅黑" w:hAnsi="微软雅黑" w:hint="eastAsia"/>
-        </w:rPr>
-        <w:t>已连接</w:t>
-      </w:r>
-      <w:r>
-        <w:rPr>
-          <w:rFonts w:ascii="微软雅黑" w:eastAsia="微软雅黑" w:hAnsi="微软雅黑" w:hint="eastAsia"/>
-        </w:rPr>
-        <w:t>"</w:t>
-      </w:r>
-      <w:r>
-        <w:rPr>
-          <w:rFonts w:ascii="微软雅黑" w:eastAsia="微软雅黑" w:hAnsi="微软雅黑" w:hint="eastAsia"/>
-        </w:rPr>
-        <w:t>并显示具体数值。</w:t>
+        <w:t>图 1：刚打开时的功能开关页。截图时游戏没有启动，所以状态条显示"未连接"、卡片显示"地址尚未解析"，这是正常的；连上游戏后会变成"已连接"并显示具体数值。</w:t>
       </w:r>
     </w:p>
     <w:p>
@@ -1402,43 +953,7 @@
                 <w:sz w:val="19"/>
                 <w:szCs w:val="19"/>
               </w:rPr>
-              <w:t>：连接状态、游戏基址、校准了几项、适用场景。先看这里判断</w:t>
-            </w:r>
-            <w:r>
-              <w:rPr>
-                <w:rFonts w:ascii="微软雅黑" w:eastAsia="微软雅黑" w:hAnsi="微软雅黑" w:hint="eastAsia"/>
-                <w:color w:val="222222"/>
-                <w:sz w:val="19"/>
-                <w:szCs w:val="19"/>
-              </w:rPr>
-              <w:t>"</w:t>
-            </w:r>
-            <w:r>
-              <w:rPr>
-                <w:rFonts w:ascii="微软雅黑" w:eastAsia="微软雅黑" w:hAnsi="微软雅黑" w:hint="eastAsia"/>
-                <w:color w:val="222222"/>
-                <w:sz w:val="19"/>
-                <w:szCs w:val="19"/>
-              </w:rPr>
-              <w:t>连上没有</w:t>
-            </w:r>
-            <w:r>
-              <w:rPr>
-                <w:rFonts w:ascii="微软雅黑" w:eastAsia="微软雅黑" w:hAnsi="微软雅黑" w:hint="eastAsia"/>
-                <w:color w:val="222222"/>
-                <w:sz w:val="19"/>
-                <w:szCs w:val="19"/>
-              </w:rPr>
-              <w:t>"</w:t>
-            </w:r>
-            <w:r>
-              <w:rPr>
-                <w:rFonts w:ascii="微软雅黑" w:eastAsia="微软雅黑" w:hAnsi="微软雅黑" w:hint="eastAsia"/>
-                <w:color w:val="222222"/>
-                <w:sz w:val="19"/>
-                <w:szCs w:val="19"/>
-              </w:rPr>
-              <w:t>。</w:t>
+              <w:t>：连接状态、游戏基址、校准了几项、适用场景。先看这里判断"连上没有"。</w:t>
             </w:r>
           </w:p>
         </w:tc>
@@ -1527,97 +1042,7 @@
                 <w:sz w:val="19"/>
                 <w:szCs w:val="19"/>
               </w:rPr>
-              <w:t>：功能开关</w:t>
-            </w:r>
-            <w:r>
-              <w:rPr>
-                <w:rFonts w:ascii="微软雅黑" w:eastAsia="微软雅黑" w:hAnsi="微软雅黑" w:hint="eastAsia"/>
-                <w:color w:val="222222"/>
-                <w:sz w:val="19"/>
-                <w:szCs w:val="19"/>
-              </w:rPr>
-              <w:t xml:space="preserve"> / </w:t>
-            </w:r>
-            <w:r>
-              <w:rPr>
-                <w:rFonts w:ascii="微软雅黑" w:eastAsia="微软雅黑" w:hAnsi="微软雅黑" w:hint="eastAsia"/>
-                <w:color w:val="222222"/>
-                <w:sz w:val="19"/>
-                <w:szCs w:val="19"/>
-              </w:rPr>
-              <w:t>环境信息</w:t>
-            </w:r>
-            <w:r>
-              <w:rPr>
-                <w:rFonts w:ascii="微软雅黑" w:eastAsia="微软雅黑" w:hAnsi="微软雅黑" w:hint="eastAsia"/>
-                <w:color w:val="222222"/>
-                <w:sz w:val="19"/>
-                <w:szCs w:val="19"/>
-              </w:rPr>
-              <w:t xml:space="preserve"> / </w:t>
-            </w:r>
-            <w:r>
-              <w:rPr>
-                <w:rFonts w:ascii="微软雅黑" w:eastAsia="微软雅黑" w:hAnsi="微软雅黑" w:hint="eastAsia"/>
-                <w:color w:val="222222"/>
-                <w:sz w:val="19"/>
-                <w:szCs w:val="19"/>
-              </w:rPr>
-              <w:t>高级功能</w:t>
-            </w:r>
-            <w:r>
-              <w:rPr>
-                <w:rFonts w:ascii="微软雅黑" w:eastAsia="微软雅黑" w:hAnsi="微软雅黑" w:hint="eastAsia"/>
-                <w:color w:val="222222"/>
-                <w:sz w:val="19"/>
-                <w:szCs w:val="19"/>
-              </w:rPr>
-              <w:t xml:space="preserve"> / </w:t>
-            </w:r>
-            <w:r>
-              <w:rPr>
-                <w:rFonts w:ascii="微软雅黑" w:eastAsia="微软雅黑" w:hAnsi="微软雅黑" w:hint="eastAsia"/>
-                <w:color w:val="222222"/>
-                <w:sz w:val="19"/>
-                <w:szCs w:val="19"/>
-              </w:rPr>
-              <w:t>校准向导</w:t>
-            </w:r>
-            <w:r>
-              <w:rPr>
-                <w:rFonts w:ascii="微软雅黑" w:eastAsia="微软雅黑" w:hAnsi="微软雅黑" w:hint="eastAsia"/>
-                <w:color w:val="222222"/>
-                <w:sz w:val="19"/>
-                <w:szCs w:val="19"/>
-              </w:rPr>
-              <w:t xml:space="preserve"> / </w:t>
-            </w:r>
-            <w:r>
-              <w:rPr>
-                <w:rFonts w:ascii="微软雅黑" w:eastAsia="微软雅黑" w:hAnsi="微软雅黑" w:hint="eastAsia"/>
-                <w:color w:val="222222"/>
-                <w:sz w:val="19"/>
-                <w:szCs w:val="19"/>
-              </w:rPr>
-              <w:t>单位校准</w:t>
-            </w:r>
-            <w:r>
-              <w:rPr>
-                <w:rFonts w:ascii="微软雅黑" w:eastAsia="微软雅黑" w:hAnsi="微软雅黑" w:hint="eastAsia"/>
-                <w:color w:val="222222"/>
-                <w:sz w:val="19"/>
-                <w:szCs w:val="19"/>
-              </w:rPr>
-              <w:t xml:space="preserve"> / </w:t>
-            </w:r>
-            <w:r>
-              <w:rPr>
-                <w:rFonts w:ascii="微软雅黑" w:eastAsia="微软雅黑" w:hAnsi="微软雅黑" w:hint="eastAsia"/>
-                <w:color w:val="222222"/>
-                <w:sz w:val="19"/>
-                <w:szCs w:val="19"/>
-              </w:rPr>
-              <w:t>关于。平时只用</w:t>
+              <w:t>：功能开关 / 环境信息 / 高级功能 / 校准向导 / 单位校准 / 关于。平时只用</w:t>
             </w:r>
             <w:r>
               <w:rPr>
@@ -1726,43 +1151,7 @@
                 <w:sz w:val="19"/>
                 <w:szCs w:val="19"/>
               </w:rPr>
-              <w:t>。每张卡片：右上角是开关，右下角是风险等级，下面一行小字是当前状态（已开启</w:t>
-            </w:r>
-            <w:r>
-              <w:rPr>
-                <w:rFonts w:ascii="微软雅黑" w:eastAsia="微软雅黑" w:hAnsi="微软雅黑" w:hint="eastAsia"/>
-                <w:color w:val="222222"/>
-                <w:sz w:val="19"/>
-                <w:szCs w:val="19"/>
-              </w:rPr>
-              <w:t xml:space="preserve"> / </w:t>
-            </w:r>
-            <w:r>
-              <w:rPr>
-                <w:rFonts w:ascii="微软雅黑" w:eastAsia="微软雅黑" w:hAnsi="微软雅黑" w:hint="eastAsia"/>
-                <w:color w:val="222222"/>
-                <w:sz w:val="19"/>
-                <w:szCs w:val="19"/>
-              </w:rPr>
-              <w:t>已关闭</w:t>
-            </w:r>
-            <w:r>
-              <w:rPr>
-                <w:rFonts w:ascii="微软雅黑" w:eastAsia="微软雅黑" w:hAnsi="微软雅黑" w:hint="eastAsia"/>
-                <w:color w:val="222222"/>
-                <w:sz w:val="19"/>
-                <w:szCs w:val="19"/>
-              </w:rPr>
-              <w:t xml:space="preserve"> / </w:t>
-            </w:r>
-            <w:r>
-              <w:rPr>
-                <w:rFonts w:ascii="微软雅黑" w:eastAsia="微软雅黑" w:hAnsi="微软雅黑" w:hint="eastAsia"/>
-                <w:color w:val="222222"/>
-                <w:sz w:val="19"/>
-                <w:szCs w:val="19"/>
-              </w:rPr>
-              <w:t>已写入多少次）。</w:t>
+              <w:t>。每张卡片：右上角是开关，右下角是风险等级，下面一行小字是当前状态（已开启 / 已关闭 / 已写入多少次）。</w:t>
             </w:r>
           </w:p>
         </w:tc>
@@ -1851,43 +1240,7 @@
                 <w:sz w:val="19"/>
                 <w:szCs w:val="19"/>
               </w:rPr>
-              <w:t>。程序做了什么都会记在这里；出问题时可点</w:t>
-            </w:r>
-            <w:r>
-              <w:rPr>
-                <w:rFonts w:ascii="微软雅黑" w:eastAsia="微软雅黑" w:hAnsi="微软雅黑" w:hint="eastAsia"/>
-                <w:color w:val="222222"/>
-                <w:sz w:val="19"/>
-                <w:szCs w:val="19"/>
-              </w:rPr>
-              <w:t>"</w:t>
-            </w:r>
-            <w:r>
-              <w:rPr>
-                <w:rFonts w:ascii="微软雅黑" w:eastAsia="微软雅黑" w:hAnsi="微软雅黑" w:hint="eastAsia"/>
-                <w:color w:val="222222"/>
-                <w:sz w:val="19"/>
-                <w:szCs w:val="19"/>
-              </w:rPr>
-              <w:t>导出日志</w:t>
-            </w:r>
-            <w:r>
-              <w:rPr>
-                <w:rFonts w:ascii="微软雅黑" w:eastAsia="微软雅黑" w:hAnsi="微软雅黑" w:hint="eastAsia"/>
-                <w:color w:val="222222"/>
-                <w:sz w:val="19"/>
-                <w:szCs w:val="19"/>
-              </w:rPr>
-              <w:t>"</w:t>
-            </w:r>
-            <w:r>
-              <w:rPr>
-                <w:rFonts w:ascii="微软雅黑" w:eastAsia="微软雅黑" w:hAnsi="微软雅黑" w:hint="eastAsia"/>
-                <w:color w:val="222222"/>
-                <w:sz w:val="19"/>
-                <w:szCs w:val="19"/>
-              </w:rPr>
-              <w:t>把记录发回。</w:t>
+              <w:t>。程序做了什么都会记在这里；出问题时可点"导出日志"把记录发回。</w:t>
             </w:r>
           </w:p>
         </w:tc>
@@ -1997,19 +1350,7 @@
         <w:rPr>
           <w:rFonts w:ascii="微软雅黑" w:eastAsia="微软雅黑" w:hAnsi="微软雅黑" w:hint="eastAsia"/>
         </w:rPr>
-        <w:t>图</w:t>
-      </w:r>
-      <w:r>
-        <w:rPr>
-          <w:rFonts w:ascii="微软雅黑" w:eastAsia="微软雅黑" w:hAnsi="微软雅黑" w:hint="eastAsia"/>
-        </w:rPr>
-        <w:t xml:space="preserve"> 2</w:t>
-      </w:r>
-      <w:r>
-        <w:rPr>
-          <w:rFonts w:ascii="微软雅黑" w:eastAsia="微软雅黑" w:hAnsi="微软雅黑" w:hint="eastAsia"/>
-        </w:rPr>
-        <w:t>：把窗口拉高后，五项功能与热键说明可以一次看全。</w:t>
+        <w:t>图 2：把窗口拉高后，五项功能与热键说明可以一次看全。</w:t>
       </w:r>
     </w:p>
     <w:p>
@@ -2292,88 +1633,7 @@
                 <w:sz w:val="19"/>
                 <w:szCs w:val="19"/>
               </w:rPr>
-              <w:t>在</w:t>
-            </w:r>
-            <w:r>
-              <w:rPr>
-                <w:rFonts w:ascii="微软雅黑" w:eastAsia="微软雅黑" w:hAnsi="微软雅黑" w:hint="eastAsia"/>
-                <w:color w:val="222222"/>
-                <w:sz w:val="19"/>
-                <w:szCs w:val="19"/>
-              </w:rPr>
-              <w:t>"</w:t>
-            </w:r>
-            <w:r>
-              <w:rPr>
-                <w:rFonts w:ascii="微软雅黑" w:eastAsia="微软雅黑" w:hAnsi="微软雅黑" w:hint="eastAsia"/>
-                <w:color w:val="222222"/>
-                <w:sz w:val="19"/>
-                <w:szCs w:val="19"/>
-              </w:rPr>
-              <w:t>锁定为</w:t>
-            </w:r>
-            <w:r>
-              <w:rPr>
-                <w:rFonts w:ascii="微软雅黑" w:eastAsia="微软雅黑" w:hAnsi="微软雅黑" w:hint="eastAsia"/>
-                <w:color w:val="222222"/>
-                <w:sz w:val="19"/>
-                <w:szCs w:val="19"/>
-              </w:rPr>
-              <w:t>"</w:t>
-            </w:r>
-            <w:r>
-              <w:rPr>
-                <w:rFonts w:ascii="微软雅黑" w:eastAsia="微软雅黑" w:hAnsi="微软雅黑" w:hint="eastAsia"/>
-                <w:color w:val="222222"/>
-                <w:sz w:val="19"/>
-                <w:szCs w:val="19"/>
-              </w:rPr>
-              <w:t>里填金额（默认</w:t>
-            </w:r>
-            <w:r>
-              <w:rPr>
-                <w:rFonts w:ascii="微软雅黑" w:eastAsia="微软雅黑" w:hAnsi="微软雅黑" w:hint="eastAsia"/>
-                <w:color w:val="222222"/>
-                <w:sz w:val="19"/>
-                <w:szCs w:val="19"/>
-              </w:rPr>
-              <w:t xml:space="preserve"> 100000</w:t>
-            </w:r>
-            <w:r>
-              <w:rPr>
-                <w:rFonts w:ascii="微软雅黑" w:eastAsia="微软雅黑" w:hAnsi="微软雅黑" w:hint="eastAsia"/>
-                <w:color w:val="222222"/>
-                <w:sz w:val="19"/>
-                <w:szCs w:val="19"/>
-              </w:rPr>
-              <w:t>）→</w:t>
-            </w:r>
-            <w:r>
-              <w:rPr>
-                <w:rFonts w:ascii="微软雅黑" w:eastAsia="微软雅黑" w:hAnsi="微软雅黑" w:hint="eastAsia"/>
-                <w:color w:val="222222"/>
-                <w:sz w:val="19"/>
-                <w:szCs w:val="19"/>
-              </w:rPr>
-              <w:t xml:space="preserve"> </w:t>
-            </w:r>
-            <w:r>
-              <w:rPr>
-                <w:rFonts w:ascii="微软雅黑" w:eastAsia="微软雅黑" w:hAnsi="微软雅黑" w:hint="eastAsia"/>
-                <w:color w:val="222222"/>
-                <w:sz w:val="19"/>
-                <w:szCs w:val="19"/>
-              </w:rPr>
-              <w:t>打开开关；或按</w:t>
-            </w:r>
-            <w:r>
-              <w:rPr>
-                <w:rFonts w:ascii="微软雅黑" w:eastAsia="微软雅黑" w:hAnsi="微软雅黑" w:hint="eastAsia"/>
-                <w:color w:val="222222"/>
-                <w:sz w:val="19"/>
-                <w:szCs w:val="19"/>
-              </w:rPr>
-              <w:t xml:space="preserve"> </w:t>
+              <w:t xml:space="preserve">在"锁定为"里填金额（默认 100000）→ 打开开关；或按 </w:t>
             </w:r>
             <w:r>
               <w:rPr>
@@ -2418,61 +1678,7 @@
                 <w:sz w:val="19"/>
                 <w:szCs w:val="19"/>
               </w:rPr>
-              <w:t>钱花掉后会立刻补满。状态行会显示</w:t>
-            </w:r>
-            <w:r>
-              <w:rPr>
-                <w:rFonts w:ascii="微软雅黑" w:eastAsia="微软雅黑" w:hAnsi="微软雅黑" w:hint="eastAsia"/>
-                <w:color w:val="222222"/>
-                <w:sz w:val="19"/>
-                <w:szCs w:val="19"/>
-              </w:rPr>
-              <w:t>"</w:t>
-            </w:r>
-            <w:r>
-              <w:rPr>
-                <w:rFonts w:ascii="微软雅黑" w:eastAsia="微软雅黑" w:hAnsi="微软雅黑" w:hint="eastAsia"/>
-                <w:color w:val="222222"/>
-                <w:sz w:val="19"/>
-                <w:szCs w:val="19"/>
-              </w:rPr>
-              <w:t>已写入</w:t>
-            </w:r>
-            <w:r>
-              <w:rPr>
-                <w:rFonts w:ascii="微软雅黑" w:eastAsia="微软雅黑" w:hAnsi="微软雅黑" w:hint="eastAsia"/>
-                <w:color w:val="222222"/>
-                <w:sz w:val="19"/>
-                <w:szCs w:val="19"/>
-              </w:rPr>
-              <w:t xml:space="preserve"> N </w:t>
-            </w:r>
-            <w:r>
-              <w:rPr>
-                <w:rFonts w:ascii="微软雅黑" w:eastAsia="微软雅黑" w:hAnsi="微软雅黑" w:hint="eastAsia"/>
-                <w:color w:val="222222"/>
-                <w:sz w:val="19"/>
-                <w:szCs w:val="19"/>
-              </w:rPr>
-              <w:t>次</w:t>
-            </w:r>
-            <w:r>
-              <w:rPr>
-                <w:rFonts w:ascii="微软雅黑" w:eastAsia="微软雅黑" w:hAnsi="微软雅黑" w:hint="eastAsia"/>
-                <w:color w:val="222222"/>
-                <w:sz w:val="19"/>
-                <w:szCs w:val="19"/>
-              </w:rPr>
-              <w:t>"</w:t>
-            </w:r>
-            <w:r>
-              <w:rPr>
-                <w:rFonts w:ascii="微软雅黑" w:eastAsia="微软雅黑" w:hAnsi="微软雅黑" w:hint="eastAsia"/>
-                <w:color w:val="222222"/>
-                <w:sz w:val="19"/>
-                <w:szCs w:val="19"/>
-              </w:rPr>
-              <w:t>。</w:t>
+              <w:t>钱花掉后会立刻补满。状态行会显示"已写入 N 次"。</w:t>
             </w:r>
           </w:p>
         </w:tc>
@@ -2590,52 +1796,7 @@
                 <w:sz w:val="19"/>
                 <w:szCs w:val="19"/>
               </w:rPr>
-              <w:t>填数值（默认</w:t>
-            </w:r>
-            <w:r>
-              <w:rPr>
-                <w:rFonts w:ascii="微软雅黑" w:eastAsia="微软雅黑" w:hAnsi="微软雅黑" w:hint="eastAsia"/>
-                <w:color w:val="222222"/>
-                <w:sz w:val="19"/>
-                <w:szCs w:val="19"/>
-              </w:rPr>
-              <w:t xml:space="preserve"> 30000</w:t>
-            </w:r>
-            <w:r>
-              <w:rPr>
-                <w:rFonts w:ascii="微软雅黑" w:eastAsia="微软雅黑" w:hAnsi="微软雅黑" w:hint="eastAsia"/>
-                <w:color w:val="222222"/>
-                <w:sz w:val="19"/>
-                <w:szCs w:val="19"/>
-              </w:rPr>
-              <w:t>）→</w:t>
-            </w:r>
-            <w:r>
-              <w:rPr>
-                <w:rFonts w:ascii="微软雅黑" w:eastAsia="微软雅黑" w:hAnsi="微软雅黑" w:hint="eastAsia"/>
-                <w:color w:val="222222"/>
-                <w:sz w:val="19"/>
-                <w:szCs w:val="19"/>
-              </w:rPr>
-              <w:t xml:space="preserve"> </w:t>
-            </w:r>
-            <w:r>
-              <w:rPr>
-                <w:rFonts w:ascii="微软雅黑" w:eastAsia="微软雅黑" w:hAnsi="微软雅黑" w:hint="eastAsia"/>
-                <w:color w:val="222222"/>
-                <w:sz w:val="19"/>
-                <w:szCs w:val="19"/>
-              </w:rPr>
-              <w:t>打开开关；或按</w:t>
-            </w:r>
-            <w:r>
-              <w:rPr>
-                <w:rFonts w:ascii="微软雅黑" w:eastAsia="微软雅黑" w:hAnsi="微软雅黑" w:hint="eastAsia"/>
-                <w:color w:val="222222"/>
-                <w:sz w:val="19"/>
-                <w:szCs w:val="19"/>
-              </w:rPr>
-              <w:t xml:space="preserve"> </w:t>
+              <w:t xml:space="preserve">填数值（默认 30000）→ 打开开关；或按 </w:t>
             </w:r>
             <w:r>
               <w:rPr>
@@ -2818,97 +1979,7 @@
                 <w:sz w:val="19"/>
                 <w:szCs w:val="19"/>
               </w:rPr>
-              <w:t xml:space="preserve"> </w:t>
-            </w:r>
-            <w:r>
-              <w:rPr>
-                <w:rFonts w:ascii="微软雅黑" w:eastAsia="微软雅黑" w:hAnsi="微软雅黑" w:hint="eastAsia"/>
-                <w:color w:val="222222"/>
-                <w:sz w:val="19"/>
-                <w:szCs w:val="19"/>
-              </w:rPr>
-              <w:t>→</w:t>
-            </w:r>
-            <w:r>
-              <w:rPr>
-                <w:rFonts w:ascii="微软雅黑" w:eastAsia="微软雅黑" w:hAnsi="微软雅黑" w:hint="eastAsia"/>
-                <w:color w:val="222222"/>
-                <w:sz w:val="19"/>
-                <w:szCs w:val="19"/>
-              </w:rPr>
-              <w:t xml:space="preserve"> </w:t>
-            </w:r>
-            <w:r>
-              <w:rPr>
-                <w:rFonts w:ascii="微软雅黑" w:eastAsia="微软雅黑" w:hAnsi="微软雅黑" w:hint="eastAsia"/>
-                <w:color w:val="222222"/>
-                <w:sz w:val="19"/>
-                <w:szCs w:val="19"/>
-              </w:rPr>
-              <w:t>勾选</w:t>
-            </w:r>
-            <w:r>
-              <w:rPr>
-                <w:rFonts w:ascii="微软雅黑" w:eastAsia="微软雅黑" w:hAnsi="微软雅黑" w:hint="eastAsia"/>
-                <w:color w:val="222222"/>
-                <w:sz w:val="19"/>
-                <w:szCs w:val="19"/>
-              </w:rPr>
-              <w:t>"</w:t>
-            </w:r>
-            <w:r>
-              <w:rPr>
-                <w:rFonts w:ascii="微软雅黑" w:eastAsia="微软雅黑" w:hAnsi="微软雅黑" w:hint="eastAsia"/>
-                <w:color w:val="222222"/>
-                <w:sz w:val="19"/>
-                <w:szCs w:val="19"/>
-              </w:rPr>
-              <w:t>我已了解风险</w:t>
-            </w:r>
-            <w:r>
-              <w:rPr>
-                <w:rFonts w:ascii="微软雅黑" w:eastAsia="微软雅黑" w:hAnsi="微软雅黑" w:hint="eastAsia"/>
-                <w:color w:val="222222"/>
-                <w:sz w:val="19"/>
-                <w:szCs w:val="19"/>
-              </w:rPr>
-              <w:t xml:space="preserve">" </w:t>
-            </w:r>
-            <w:r>
-              <w:rPr>
-                <w:rFonts w:ascii="微软雅黑" w:eastAsia="微软雅黑" w:hAnsi="微软雅黑" w:hint="eastAsia"/>
-                <w:color w:val="222222"/>
-                <w:sz w:val="19"/>
-                <w:szCs w:val="19"/>
-              </w:rPr>
-              <w:t>→</w:t>
-            </w:r>
-            <w:r>
-              <w:rPr>
-                <w:rFonts w:ascii="微软雅黑" w:eastAsia="微软雅黑" w:hAnsi="微软雅黑" w:hint="eastAsia"/>
-                <w:color w:val="222222"/>
-                <w:sz w:val="19"/>
-                <w:szCs w:val="19"/>
-              </w:rPr>
-              <w:t xml:space="preserve"> </w:t>
-            </w:r>
-            <w:r>
-              <w:rPr>
-                <w:rFonts w:ascii="微软雅黑" w:eastAsia="微软雅黑" w:hAnsi="微软雅黑" w:hint="eastAsia"/>
-                <w:color w:val="222222"/>
-                <w:sz w:val="19"/>
-                <w:szCs w:val="19"/>
-              </w:rPr>
-              <w:t>打开开关；或按</w:t>
-            </w:r>
-            <w:r>
-              <w:rPr>
-                <w:rFonts w:ascii="微软雅黑" w:eastAsia="微软雅黑" w:hAnsi="微软雅黑" w:hint="eastAsia"/>
-                <w:color w:val="222222"/>
-                <w:sz w:val="19"/>
-                <w:szCs w:val="19"/>
-              </w:rPr>
-              <w:t xml:space="preserve"> </w:t>
+              <w:t xml:space="preserve"> → 勾选"我已了解风险" → 打开开关；或按 </w:t>
             </w:r>
             <w:r>
               <w:rPr>
@@ -2953,43 +2024,7 @@
                 <w:sz w:val="19"/>
                 <w:szCs w:val="19"/>
               </w:rPr>
-              <w:t>被选中的单位持续保持满血。再关一次开关就解除。只对</w:t>
-            </w:r>
-            <w:r>
-              <w:rPr>
-                <w:rFonts w:ascii="微软雅黑" w:eastAsia="微软雅黑" w:hAnsi="微软雅黑" w:hint="eastAsia"/>
-                <w:color w:val="222222"/>
-                <w:sz w:val="19"/>
-                <w:szCs w:val="19"/>
-              </w:rPr>
-              <w:t>"</w:t>
-            </w:r>
-            <w:r>
-              <w:rPr>
-                <w:rFonts w:ascii="微软雅黑" w:eastAsia="微软雅黑" w:hAnsi="微软雅黑" w:hint="eastAsia"/>
-                <w:color w:val="222222"/>
-                <w:sz w:val="19"/>
-                <w:szCs w:val="19"/>
-              </w:rPr>
-              <w:t>开启那一刻</w:t>
-            </w:r>
-            <w:r>
-              <w:rPr>
-                <w:rFonts w:ascii="微软雅黑" w:eastAsia="微软雅黑" w:hAnsi="微软雅黑" w:hint="eastAsia"/>
-                <w:color w:val="222222"/>
-                <w:sz w:val="19"/>
-                <w:szCs w:val="19"/>
-              </w:rPr>
-              <w:t>"</w:t>
-            </w:r>
-            <w:r>
-              <w:rPr>
-                <w:rFonts w:ascii="微软雅黑" w:eastAsia="微软雅黑" w:hAnsi="微软雅黑" w:hint="eastAsia"/>
-                <w:color w:val="222222"/>
-                <w:sz w:val="19"/>
-                <w:szCs w:val="19"/>
-              </w:rPr>
-              <w:t>选中的单位有效。</w:t>
+              <w:t>被选中的单位持续保持满血。再关一次开关就解除。只对"开启那一刻"选中的单位有效。</w:t>
             </w:r>
           </w:p>
         </w:tc>
@@ -3128,187 +2163,7 @@
                 <w:sz w:val="19"/>
                 <w:szCs w:val="19"/>
               </w:rPr>
-              <w:t xml:space="preserve"> </w:t>
-            </w:r>
-            <w:r>
-              <w:rPr>
-                <w:rFonts w:ascii="微软雅黑" w:eastAsia="微软雅黑" w:hAnsi="微软雅黑" w:hint="eastAsia"/>
-                <w:color w:val="222222"/>
-                <w:sz w:val="19"/>
-                <w:szCs w:val="19"/>
-              </w:rPr>
-              <w:t>→</w:t>
-            </w:r>
-            <w:r>
-              <w:rPr>
-                <w:rFonts w:ascii="微软雅黑" w:eastAsia="微软雅黑" w:hAnsi="微软雅黑" w:hint="eastAsia"/>
-                <w:color w:val="222222"/>
-                <w:sz w:val="19"/>
-                <w:szCs w:val="19"/>
-              </w:rPr>
-              <w:t xml:space="preserve"> </w:t>
-            </w:r>
-            <w:r>
-              <w:rPr>
-                <w:rFonts w:ascii="微软雅黑" w:eastAsia="微软雅黑" w:hAnsi="微软雅黑" w:hint="eastAsia"/>
-                <w:color w:val="222222"/>
-                <w:sz w:val="19"/>
-                <w:szCs w:val="19"/>
-              </w:rPr>
-              <w:t>到</w:t>
-            </w:r>
-            <w:r>
-              <w:rPr>
-                <w:rFonts w:ascii="微软雅黑" w:eastAsia="微软雅黑" w:hAnsi="微软雅黑" w:hint="eastAsia"/>
-                <w:color w:val="222222"/>
-                <w:sz w:val="19"/>
-                <w:szCs w:val="19"/>
-              </w:rPr>
-              <w:t>"</w:t>
-            </w:r>
-            <w:r>
-              <w:rPr>
-                <w:rFonts w:ascii="微软雅黑" w:eastAsia="微软雅黑" w:hAnsi="微软雅黑" w:hint="eastAsia"/>
-                <w:color w:val="222222"/>
-                <w:sz w:val="19"/>
-                <w:szCs w:val="19"/>
-              </w:rPr>
-              <w:t>高级功能</w:t>
-            </w:r>
-            <w:r>
-              <w:rPr>
-                <w:rFonts w:ascii="微软雅黑" w:eastAsia="微软雅黑" w:hAnsi="微软雅黑" w:hint="eastAsia"/>
-                <w:color w:val="222222"/>
-                <w:sz w:val="19"/>
-                <w:szCs w:val="19"/>
-              </w:rPr>
-              <w:t>"</w:t>
-            </w:r>
-            <w:r>
-              <w:rPr>
-                <w:rFonts w:ascii="微软雅黑" w:eastAsia="微软雅黑" w:hAnsi="微软雅黑" w:hint="eastAsia"/>
-                <w:color w:val="222222"/>
-                <w:sz w:val="19"/>
-                <w:szCs w:val="19"/>
-              </w:rPr>
-              <w:t>点</w:t>
-            </w:r>
-            <w:r>
-              <w:rPr>
-                <w:rFonts w:ascii="微软雅黑" w:eastAsia="微软雅黑" w:hAnsi="微软雅黑" w:hint="eastAsia"/>
-                <w:color w:val="222222"/>
-                <w:sz w:val="19"/>
-                <w:szCs w:val="19"/>
-              </w:rPr>
-              <w:t>"</w:t>
-            </w:r>
-            <w:r>
-              <w:rPr>
-                <w:rFonts w:ascii="微软雅黑" w:eastAsia="微软雅黑" w:hAnsi="微软雅黑" w:hint="eastAsia"/>
-                <w:color w:val="222222"/>
-                <w:sz w:val="19"/>
-                <w:szCs w:val="19"/>
-              </w:rPr>
-              <w:t>预演：秒杀敌人</w:t>
-            </w:r>
-            <w:r>
-              <w:rPr>
-                <w:rFonts w:ascii="微软雅黑" w:eastAsia="微软雅黑" w:hAnsi="微软雅黑" w:hint="eastAsia"/>
-                <w:color w:val="222222"/>
-                <w:sz w:val="19"/>
-                <w:szCs w:val="19"/>
-              </w:rPr>
-              <w:t>"</w:t>
-            </w:r>
-            <w:r>
-              <w:rPr>
-                <w:rFonts w:ascii="微软雅黑" w:eastAsia="微软雅黑" w:hAnsi="微软雅黑" w:hint="eastAsia"/>
-                <w:color w:val="222222"/>
-                <w:sz w:val="19"/>
-                <w:szCs w:val="19"/>
-              </w:rPr>
-              <w:t>看清会杀谁</w:t>
-            </w:r>
-            <w:r>
-              <w:rPr>
-                <w:rFonts w:ascii="微软雅黑" w:eastAsia="微软雅黑" w:hAnsi="微软雅黑" w:hint="eastAsia"/>
-                <w:color w:val="222222"/>
-                <w:sz w:val="19"/>
-                <w:szCs w:val="19"/>
-              </w:rPr>
-              <w:t xml:space="preserve"> </w:t>
-            </w:r>
-            <w:r>
-              <w:rPr>
-                <w:rFonts w:ascii="微软雅黑" w:eastAsia="微软雅黑" w:hAnsi="微软雅黑" w:hint="eastAsia"/>
-                <w:color w:val="222222"/>
-                <w:sz w:val="19"/>
-                <w:szCs w:val="19"/>
-              </w:rPr>
-              <w:t>→</w:t>
-            </w:r>
-            <w:r>
-              <w:rPr>
-                <w:rFonts w:ascii="微软雅黑" w:eastAsia="微软雅黑" w:hAnsi="微软雅黑" w:hint="eastAsia"/>
-                <w:color w:val="222222"/>
-                <w:sz w:val="19"/>
-                <w:szCs w:val="19"/>
-              </w:rPr>
-              <w:t xml:space="preserve"> </w:t>
-            </w:r>
-            <w:r>
-              <w:rPr>
-                <w:rFonts w:ascii="微软雅黑" w:eastAsia="微软雅黑" w:hAnsi="微软雅黑" w:hint="eastAsia"/>
-                <w:color w:val="222222"/>
-                <w:sz w:val="19"/>
-                <w:szCs w:val="19"/>
-              </w:rPr>
-              <w:t>回来勾选风险</w:t>
-            </w:r>
-            <w:r>
-              <w:rPr>
-                <w:rFonts w:ascii="微软雅黑" w:eastAsia="微软雅黑" w:hAnsi="微软雅黑" w:hint="eastAsia"/>
-                <w:color w:val="222222"/>
-                <w:sz w:val="19"/>
-                <w:szCs w:val="19"/>
-              </w:rPr>
-              <w:t xml:space="preserve"> </w:t>
-            </w:r>
-            <w:r>
-              <w:rPr>
-                <w:rFonts w:ascii="微软雅黑" w:eastAsia="微软雅黑" w:hAnsi="微软雅黑" w:hint="eastAsia"/>
-                <w:color w:val="222222"/>
-                <w:sz w:val="19"/>
-                <w:szCs w:val="19"/>
-              </w:rPr>
-              <w:t>→</w:t>
-            </w:r>
-            <w:r>
-              <w:rPr>
-                <w:rFonts w:ascii="微软雅黑" w:eastAsia="微软雅黑" w:hAnsi="微软雅黑" w:hint="eastAsia"/>
-                <w:color w:val="222222"/>
-                <w:sz w:val="19"/>
-                <w:szCs w:val="19"/>
-              </w:rPr>
-              <w:t xml:space="preserve"> </w:t>
-            </w:r>
-            <w:r>
-              <w:rPr>
-                <w:rFonts w:ascii="微软雅黑" w:eastAsia="微软雅黑" w:hAnsi="微软雅黑" w:hint="eastAsia"/>
-                <w:color w:val="222222"/>
-                <w:sz w:val="19"/>
-                <w:szCs w:val="19"/>
-              </w:rPr>
-              <w:t>打开开关；或按</w:t>
-            </w:r>
-            <w:r>
-              <w:rPr>
-                <w:rFonts w:ascii="微软雅黑" w:eastAsia="微软雅黑" w:hAnsi="微软雅黑" w:hint="eastAsia"/>
-                <w:color w:val="222222"/>
-                <w:sz w:val="19"/>
-                <w:szCs w:val="19"/>
-              </w:rPr>
-              <w:t xml:space="preserve"> </w:t>
+              <w:t xml:space="preserve"> → 到"高级功能"点"预演：秒杀敌人"看清会杀谁 → 回来勾选风险 → 打开开关；或按 </w:t>
             </w:r>
             <w:r>
               <w:rPr>
@@ -3471,70 +2326,7 @@
                 <w:sz w:val="19"/>
                 <w:szCs w:val="19"/>
               </w:rPr>
-              <w:t>勾选</w:t>
-            </w:r>
-            <w:r>
-              <w:rPr>
-                <w:rFonts w:ascii="微软雅黑" w:eastAsia="微软雅黑" w:hAnsi="微软雅黑" w:hint="eastAsia"/>
-                <w:color w:val="222222"/>
-                <w:sz w:val="19"/>
-                <w:szCs w:val="19"/>
-              </w:rPr>
-              <w:t>"</w:t>
-            </w:r>
-            <w:r>
-              <w:rPr>
-                <w:rFonts w:ascii="微软雅黑" w:eastAsia="微软雅黑" w:hAnsi="微软雅黑" w:hint="eastAsia"/>
-                <w:color w:val="222222"/>
-                <w:sz w:val="19"/>
-                <w:szCs w:val="19"/>
-              </w:rPr>
-              <w:t>我已了解风险</w:t>
-            </w:r>
-            <w:r>
-              <w:rPr>
-                <w:rFonts w:ascii="微软雅黑" w:eastAsia="微软雅黑" w:hAnsi="微软雅黑" w:hint="eastAsia"/>
-                <w:color w:val="222222"/>
-                <w:sz w:val="19"/>
-                <w:szCs w:val="19"/>
-              </w:rPr>
-              <w:t xml:space="preserve">" </w:t>
-            </w:r>
-            <w:r>
-              <w:rPr>
-                <w:rFonts w:ascii="微软雅黑" w:eastAsia="微软雅黑" w:hAnsi="微软雅黑" w:hint="eastAsia"/>
-                <w:color w:val="222222"/>
-                <w:sz w:val="19"/>
-                <w:szCs w:val="19"/>
-              </w:rPr>
-              <w:t>→</w:t>
-            </w:r>
-            <w:r>
-              <w:rPr>
-                <w:rFonts w:ascii="微软雅黑" w:eastAsia="微软雅黑" w:hAnsi="微软雅黑" w:hint="eastAsia"/>
-                <w:color w:val="222222"/>
-                <w:sz w:val="19"/>
-                <w:szCs w:val="19"/>
-              </w:rPr>
-              <w:t xml:space="preserve"> </w:t>
-            </w:r>
-            <w:r>
-              <w:rPr>
-                <w:rFonts w:ascii="微软雅黑" w:eastAsia="微软雅黑" w:hAnsi="微软雅黑" w:hint="eastAsia"/>
-                <w:color w:val="222222"/>
-                <w:sz w:val="19"/>
-                <w:szCs w:val="19"/>
-              </w:rPr>
-              <w:t>打开开关；或按</w:t>
-            </w:r>
-            <w:r>
-              <w:rPr>
-                <w:rFonts w:ascii="微软雅黑" w:eastAsia="微软雅黑" w:hAnsi="微软雅黑" w:hint="eastAsia"/>
-                <w:color w:val="222222"/>
-                <w:sz w:val="19"/>
-                <w:szCs w:val="19"/>
-              </w:rPr>
-              <w:t xml:space="preserve"> </w:t>
+              <w:t xml:space="preserve">勾选"我已了解风险" → 打开开关；或按 </w:t>
             </w:r>
             <w:r>
               <w:rPr>
@@ -3684,7 +2476,26 @@
           <w:sz w:val="19"/>
           <w:szCs w:val="19"/>
         </w:rPr>
-        <w:t>高风险的三项（无敌</w:t>
+        <w:t>高风险的三项（无敌 / 秒杀 / 瞬间建造）每次启动程序都要重新勾选</w:t>
+      </w:r>
+      <w:r>
+        <w:rPr>
+          <w:rFonts w:ascii="微软雅黑" w:eastAsia="微软雅黑" w:hAnsi="微软雅黑" w:hint="eastAsia"/>
+          <w:color w:val="222222"/>
+          <w:sz w:val="19"/>
+          <w:szCs w:val="19"/>
+        </w:rPr>
+        <w:t>"我已了解风险（联机不同步）"。这是故意的：防止你上次忘了关，这次一开局就自动生效。</w:t>
+      </w:r>
+      <w:r>
+        <w:rPr>
+          <w:rFonts w:ascii="微软雅黑" w:eastAsia="微软雅黑" w:hAnsi="微软雅黑" w:hint="eastAsia"/>
+          <w:color w:val="222222"/>
+          <w:sz w:val="19"/>
+          <w:szCs w:val="19"/>
+        </w:rPr>
+        <w:br/>
+        <w:t xml:space="preserve">2. </w:t>
       </w:r>
       <w:r>
         <w:rPr>
@@ -3695,7 +2506,26 @@
           <w:sz w:val="19"/>
           <w:szCs w:val="19"/>
         </w:rPr>
-        <w:t xml:space="preserve"> / </w:t>
+        <w:t>电力每次启动都是关闭状态</w:t>
+      </w:r>
+      <w:r>
+        <w:rPr>
+          <w:rFonts w:ascii="微软雅黑" w:eastAsia="微软雅黑" w:hAnsi="微软雅黑" w:hint="eastAsia"/>
+          <w:color w:val="222222"/>
+          <w:sz w:val="19"/>
+          <w:szCs w:val="19"/>
+        </w:rPr>
+        <w:t>，需要你亲手打开。原因见下面"电力的小代价"。</w:t>
+      </w:r>
+      <w:r>
+        <w:rPr>
+          <w:rFonts w:ascii="微软雅黑" w:eastAsia="微软雅黑" w:hAnsi="微软雅黑" w:hint="eastAsia"/>
+          <w:color w:val="222222"/>
+          <w:sz w:val="19"/>
+          <w:szCs w:val="19"/>
+        </w:rPr>
+        <w:br/>
+        <w:t xml:space="preserve">3. </w:t>
       </w:r>
       <w:r>
         <w:rPr>
@@ -3706,7 +2536,16 @@
           <w:sz w:val="19"/>
           <w:szCs w:val="19"/>
         </w:rPr>
-        <w:t>秒杀</w:t>
+        <w:t>瞬间建造有适用范围</w:t>
+      </w:r>
+      <w:r>
+        <w:rPr>
+          <w:rFonts w:ascii="微软雅黑" w:eastAsia="微软雅黑" w:hAnsi="微软雅黑" w:hint="eastAsia"/>
+          <w:color w:val="222222"/>
+          <w:sz w:val="19"/>
+          <w:szCs w:val="19"/>
+        </w:rPr>
+        <w:t>：实测</w:t>
       </w:r>
       <w:r>
         <w:rPr>
@@ -3717,7 +2556,50 @@
           <w:sz w:val="19"/>
           <w:szCs w:val="19"/>
         </w:rPr>
-        <w:t xml:space="preserve"> / </w:t>
+        <w:t>防御工事、步兵、载具不进这条流水线</w:t>
+      </w:r>
+      <w:r>
+        <w:rPr>
+          <w:rFonts w:ascii="微软雅黑" w:eastAsia="微软雅黑" w:hAnsi="微软雅黑" w:hint="eastAsia"/>
+          <w:color w:val="222222"/>
+          <w:sz w:val="19"/>
+          <w:szCs w:val="19"/>
+        </w:rPr>
+        <w:t xml:space="preserve">，开了也只会照常慢慢造，不会被改坏、也不会加速。这是已知边界，不是坏了。 </w:t>
+      </w:r>
+    </w:p>
+    <w:p>
+      <w:pPr>
+        <w:pStyle w:val="3"/>
+        <w:rPr>
+          <w:rFonts w:ascii="微软雅黑" w:eastAsia="微软雅黑" w:hAnsi="微软雅黑" w:hint="eastAsia"/>
+        </w:rPr>
+      </w:pPr>
+      <w:r>
+        <w:rPr>
+          <w:rFonts w:ascii="微软雅黑" w:eastAsia="微软雅黑" w:hAnsi="微软雅黑" w:hint="eastAsia"/>
+        </w:rPr>
+        <w:t>电力的小代价（重要）</w:t>
+      </w:r>
+    </w:p>
+    <w:p>
+      <w:pPr>
+        <w:pStyle w:val="a3"/>
+        <w:rPr>
+          <w:rFonts w:ascii="微软雅黑" w:eastAsia="微软雅黑" w:hAnsi="微软雅黑" w:hint="eastAsia"/>
+          <w:color w:val="222222"/>
+          <w:sz w:val="21"/>
+          <w:szCs w:val="21"/>
+        </w:rPr>
+      </w:pPr>
+      <w:r>
+        <w:rPr>
+          <w:rFonts w:ascii="微软雅黑" w:eastAsia="微软雅黑" w:hAnsi="微软雅黑" w:hint="eastAsia"/>
+          <w:color w:val="222222"/>
+          <w:sz w:val="21"/>
+          <w:szCs w:val="21"/>
+        </w:rPr>
+        <w:t>电力的做法是改"同型号发电建筑共用的一份数据"。所以被你提升的那个型号，</w:t>
       </w:r>
       <w:r>
         <w:rPr>
@@ -3725,56 +2607,53 @@
           <w:b/>
           <w:bCs/>
           <w:color w:val="222222"/>
-          <w:sz w:val="19"/>
-          <w:szCs w:val="19"/>
-        </w:rPr>
-        <w:t>瞬间建造）每次启动程序都要重新勾选</w:t>
-      </w:r>
-      <w:r>
-        <w:rPr>
-          <w:rFonts w:ascii="微软雅黑" w:eastAsia="微软雅黑" w:hAnsi="微软雅黑" w:hint="eastAsia"/>
-          <w:color w:val="222222"/>
-          <w:sz w:val="19"/>
-          <w:szCs w:val="19"/>
-        </w:rPr>
-        <w:t>"</w:t>
-      </w:r>
-      <w:r>
-        <w:rPr>
-          <w:rFonts w:ascii="微软雅黑" w:eastAsia="微软雅黑" w:hAnsi="微软雅黑" w:hint="eastAsia"/>
-          <w:color w:val="222222"/>
-          <w:sz w:val="19"/>
-          <w:szCs w:val="19"/>
-        </w:rPr>
-        <w:t>我已了解风险（联机不同步）</w:t>
-      </w:r>
-      <w:r>
-        <w:rPr>
-          <w:rFonts w:ascii="微软雅黑" w:eastAsia="微软雅黑" w:hAnsi="微软雅黑" w:hint="eastAsia"/>
-          <w:color w:val="222222"/>
-          <w:sz w:val="19"/>
-          <w:szCs w:val="19"/>
-        </w:rPr>
-        <w:t>"</w:t>
-      </w:r>
-      <w:r>
-        <w:rPr>
-          <w:rFonts w:ascii="微软雅黑" w:eastAsia="微软雅黑" w:hAnsi="微软雅黑" w:hint="eastAsia"/>
-          <w:color w:val="222222"/>
-          <w:sz w:val="19"/>
-          <w:szCs w:val="19"/>
-        </w:rPr>
-        <w:t>。这是故意的：防止你上次忘了关，这次一开局就自动生效。</w:t>
-      </w:r>
-      <w:r>
-        <w:rPr>
-          <w:rFonts w:ascii="微软雅黑" w:eastAsia="微软雅黑" w:hAnsi="微软雅黑" w:hint="eastAsia"/>
-          <w:color w:val="222222"/>
-          <w:sz w:val="19"/>
-          <w:szCs w:val="19"/>
-        </w:rPr>
-        <w:br/>
-        <w:t xml:space="preserve">2. </w:t>
+          <w:sz w:val="21"/>
+          <w:szCs w:val="21"/>
+        </w:rPr>
+        <w:t>同一局里别人（包括电脑）的同型号发电建筑也会一起变强</w:t>
+      </w:r>
+      <w:r>
+        <w:rPr>
+          <w:rFonts w:ascii="微软雅黑" w:eastAsia="微软雅黑" w:hAnsi="微软雅黑" w:hint="eastAsia"/>
+          <w:color w:val="222222"/>
+          <w:sz w:val="21"/>
+          <w:szCs w:val="21"/>
+        </w:rPr>
+        <w:t>。想避免这一点，就用和对手不同型号的电厂，或者干脆别在联机时开电力。</w:t>
+      </w:r>
+    </w:p>
+    <w:p>
+      <w:pPr>
+        <w:pStyle w:val="3"/>
+        <w:rPr>
+          <w:rFonts w:ascii="微软雅黑" w:eastAsia="微软雅黑" w:hAnsi="微软雅黑" w:hint="eastAsia"/>
+        </w:rPr>
+      </w:pPr>
+      <w:r>
+        <w:rPr>
+          <w:rFonts w:ascii="微软雅黑" w:eastAsia="微软雅黑" w:hAnsi="微软雅黑" w:hint="eastAsia"/>
+        </w:rPr>
+        <w:t>秒杀之前，局域网里先"标记友军"</w:t>
+      </w:r>
+    </w:p>
+    <w:p>
+      <w:pPr>
+        <w:pStyle w:val="a3"/>
+        <w:rPr>
+          <w:rFonts w:ascii="微软雅黑" w:eastAsia="微软雅黑" w:hAnsi="微软雅黑" w:hint="eastAsia"/>
+          <w:color w:val="222222"/>
+          <w:sz w:val="21"/>
+          <w:szCs w:val="21"/>
+        </w:rPr>
+      </w:pPr>
+      <w:r>
+        <w:rPr>
+          <w:rFonts w:ascii="微软雅黑" w:eastAsia="微软雅黑" w:hAnsi="微软雅黑" w:hint="eastAsia"/>
+          <w:color w:val="222222"/>
+          <w:sz w:val="21"/>
+          <w:szCs w:val="21"/>
+        </w:rPr>
+        <w:t>秒杀只能分清"是不是你的"，分不清"是不是你的队友"。局域网对局里如果有队友（包括 AI 队友），请先选中队友的一个单位，到"高级功能"页点一次</w:t>
       </w:r>
       <w:r>
         <w:rPr>
@@ -3782,415 +2661,10 @@
           <w:b/>
           <w:bCs/>
           <w:color w:val="222222"/>
-          <w:sz w:val="19"/>
-          <w:szCs w:val="19"/>
-        </w:rPr>
-        <w:t>电力每次启动都是关闭状态</w:t>
-      </w:r>
-      <w:r>
-        <w:rPr>
-          <w:rFonts w:ascii="微软雅黑" w:eastAsia="微软雅黑" w:hAnsi="微软雅黑" w:hint="eastAsia"/>
-          <w:color w:val="222222"/>
-          <w:sz w:val="19"/>
-          <w:szCs w:val="19"/>
-        </w:rPr>
-        <w:t>，需要你亲手打开。原因见下面</w:t>
-      </w:r>
-      <w:r>
-        <w:rPr>
-          <w:rFonts w:ascii="微软雅黑" w:eastAsia="微软雅黑" w:hAnsi="微软雅黑" w:hint="eastAsia"/>
-          <w:color w:val="222222"/>
-          <w:sz w:val="19"/>
-          <w:szCs w:val="19"/>
-        </w:rPr>
-        <w:t>"</w:t>
-      </w:r>
-      <w:r>
-        <w:rPr>
-          <w:rFonts w:ascii="微软雅黑" w:eastAsia="微软雅黑" w:hAnsi="微软雅黑" w:hint="eastAsia"/>
-          <w:color w:val="222222"/>
-          <w:sz w:val="19"/>
-          <w:szCs w:val="19"/>
-        </w:rPr>
-        <w:t>电力的小代价</w:t>
-      </w:r>
-      <w:r>
-        <w:rPr>
-          <w:rFonts w:ascii="微软雅黑" w:eastAsia="微软雅黑" w:hAnsi="微软雅黑" w:hint="eastAsia"/>
-          <w:color w:val="222222"/>
-          <w:sz w:val="19"/>
-          <w:szCs w:val="19"/>
-        </w:rPr>
-        <w:t>"</w:t>
-      </w:r>
-      <w:r>
-        <w:rPr>
-          <w:rFonts w:ascii="微软雅黑" w:eastAsia="微软雅黑" w:hAnsi="微软雅黑" w:hint="eastAsia"/>
-          <w:color w:val="222222"/>
-          <w:sz w:val="19"/>
-          <w:szCs w:val="19"/>
-        </w:rPr>
-        <w:t>。</w:t>
-      </w:r>
-      <w:r>
-        <w:rPr>
-          <w:rFonts w:ascii="微软雅黑" w:eastAsia="微软雅黑" w:hAnsi="微软雅黑" w:hint="eastAsia"/>
-          <w:color w:val="222222"/>
-          <w:sz w:val="19"/>
-          <w:szCs w:val="19"/>
-        </w:rPr>
-        <w:br/>
-        <w:t xml:space="preserve">3. </w:t>
-      </w:r>
-      <w:r>
-        <w:rPr>
-          <w:rFonts w:ascii="微软雅黑" w:eastAsia="微软雅黑" w:hAnsi="微软雅黑" w:hint="eastAsia"/>
-          <w:b/>
-          <w:bCs/>
-          <w:color w:val="222222"/>
-          <w:sz w:val="19"/>
-          <w:szCs w:val="19"/>
-        </w:rPr>
-        <w:t>瞬间建造有适用范围</w:t>
-      </w:r>
-      <w:r>
-        <w:rPr>
-          <w:rFonts w:ascii="微软雅黑" w:eastAsia="微软雅黑" w:hAnsi="微软雅黑" w:hint="eastAsia"/>
-          <w:color w:val="222222"/>
-          <w:sz w:val="19"/>
-          <w:szCs w:val="19"/>
-        </w:rPr>
-        <w:t>：实测</w:t>
-      </w:r>
-      <w:r>
-        <w:rPr>
-          <w:rFonts w:ascii="微软雅黑" w:eastAsia="微软雅黑" w:hAnsi="微软雅黑" w:hint="eastAsia"/>
-          <w:b/>
-          <w:bCs/>
-          <w:color w:val="222222"/>
-          <w:sz w:val="19"/>
-          <w:szCs w:val="19"/>
-        </w:rPr>
-        <w:t>防御工事、步兵、载具不进这条流水线</w:t>
-      </w:r>
-      <w:r>
-        <w:rPr>
-          <w:rFonts w:ascii="微软雅黑" w:eastAsia="微软雅黑" w:hAnsi="微软雅黑" w:hint="eastAsia"/>
-          <w:color w:val="222222"/>
-          <w:sz w:val="19"/>
-          <w:szCs w:val="19"/>
-        </w:rPr>
-        <w:t>，开了也只会照常慢慢造，不会被改坏、也不会加速。这是已知边界，不是坏了。</w:t>
-      </w:r>
-      <w:r>
-        <w:rPr>
-          <w:rFonts w:ascii="微软雅黑" w:eastAsia="微软雅黑" w:hAnsi="微软雅黑" w:hint="eastAsia"/>
-          <w:color w:val="222222"/>
-          <w:sz w:val="19"/>
-          <w:szCs w:val="19"/>
-        </w:rPr>
-        <w:t xml:space="preserve"> </w:t>
-      </w:r>
-    </w:p>
-    <w:p>
-      <w:pPr>
-        <w:pStyle w:val="3"/>
-        <w:rPr>
-          <w:rFonts w:ascii="微软雅黑" w:eastAsia="微软雅黑" w:hAnsi="微软雅黑" w:hint="eastAsia"/>
-        </w:rPr>
-      </w:pPr>
-      <w:r>
-        <w:rPr>
-          <w:rFonts w:ascii="微软雅黑" w:eastAsia="微软雅黑" w:hAnsi="微软雅黑" w:hint="eastAsia"/>
-        </w:rPr>
-        <w:t>电力的小代价（重要）</w:t>
-      </w:r>
-    </w:p>
-    <w:p>
-      <w:pPr>
-        <w:pStyle w:val="a3"/>
-        <w:rPr>
-          <w:rFonts w:ascii="微软雅黑" w:eastAsia="微软雅黑" w:hAnsi="微软雅黑" w:hint="eastAsia"/>
-          <w:color w:val="222222"/>
-          <w:sz w:val="21"/>
-          <w:szCs w:val="21"/>
-        </w:rPr>
-      </w:pPr>
-      <w:r>
-        <w:rPr>
-          <w:rFonts w:ascii="微软雅黑" w:eastAsia="微软雅黑" w:hAnsi="微软雅黑" w:hint="eastAsia"/>
-          <w:color w:val="222222"/>
-          <w:sz w:val="21"/>
-          <w:szCs w:val="21"/>
-        </w:rPr>
-        <w:t>电力的做法是改</w:t>
-      </w:r>
-      <w:r>
-        <w:rPr>
-          <w:rFonts w:ascii="微软雅黑" w:eastAsia="微软雅黑" w:hAnsi="微软雅黑" w:hint="eastAsia"/>
-          <w:color w:val="222222"/>
-          <w:sz w:val="21"/>
-          <w:szCs w:val="21"/>
-        </w:rPr>
-        <w:t>"</w:t>
-      </w:r>
-      <w:r>
-        <w:rPr>
-          <w:rFonts w:ascii="微软雅黑" w:eastAsia="微软雅黑" w:hAnsi="微软雅黑" w:hint="eastAsia"/>
-          <w:color w:val="222222"/>
-          <w:sz w:val="21"/>
-          <w:szCs w:val="21"/>
-        </w:rPr>
-        <w:t>同型号发电建筑共用的一份数据</w:t>
-      </w:r>
-      <w:r>
-        <w:rPr>
-          <w:rFonts w:ascii="微软雅黑" w:eastAsia="微软雅黑" w:hAnsi="微软雅黑" w:hint="eastAsia"/>
-          <w:color w:val="222222"/>
-          <w:sz w:val="21"/>
-          <w:szCs w:val="21"/>
-        </w:rPr>
-        <w:t>"</w:t>
-      </w:r>
-      <w:r>
-        <w:rPr>
-          <w:rFonts w:ascii="微软雅黑" w:eastAsia="微软雅黑" w:hAnsi="微软雅黑" w:hint="eastAsia"/>
-          <w:color w:val="222222"/>
-          <w:sz w:val="21"/>
-          <w:szCs w:val="21"/>
-        </w:rPr>
-        <w:t>。所以被你提升的那个型号，</w:t>
-      </w:r>
-      <w:r>
-        <w:rPr>
-          <w:rFonts w:ascii="微软雅黑" w:eastAsia="微软雅黑" w:hAnsi="微软雅黑" w:hint="eastAsia"/>
-          <w:b/>
-          <w:bCs/>
-          <w:color w:val="222222"/>
-          <w:sz w:val="21"/>
-          <w:szCs w:val="21"/>
-        </w:rPr>
-        <w:t>同一局里别人（包括电脑）的同型号发电建筑也会一起变强</w:t>
-      </w:r>
-      <w:r>
-        <w:rPr>
-          <w:rFonts w:ascii="微软雅黑" w:eastAsia="微软雅黑" w:hAnsi="微软雅黑" w:hint="eastAsia"/>
-          <w:color w:val="222222"/>
-          <w:sz w:val="21"/>
-          <w:szCs w:val="21"/>
-        </w:rPr>
-        <w:t>。想避免这一点，就用和对手不同型号的电厂，或者干脆别在联机时开电力。</w:t>
-      </w:r>
-    </w:p>
-    <w:p>
-      <w:pPr>
-        <w:pStyle w:val="3"/>
-        <w:rPr>
-          <w:rFonts w:ascii="微软雅黑" w:eastAsia="微软雅黑" w:hAnsi="微软雅黑" w:hint="eastAsia"/>
-        </w:rPr>
-      </w:pPr>
-      <w:r>
-        <w:rPr>
-          <w:rFonts w:ascii="微软雅黑" w:eastAsia="微软雅黑" w:hAnsi="微软雅黑" w:hint="eastAsia"/>
-        </w:rPr>
-        <w:t>秒杀之前，局域网里先</w:t>
-      </w:r>
-      <w:r>
-        <w:rPr>
-          <w:rFonts w:ascii="微软雅黑" w:eastAsia="微软雅黑" w:hAnsi="微软雅黑" w:hint="eastAsia"/>
-        </w:rPr>
-        <w:t>"</w:t>
-      </w:r>
-      <w:r>
-        <w:rPr>
-          <w:rFonts w:ascii="微软雅黑" w:eastAsia="微软雅黑" w:hAnsi="微软雅黑" w:hint="eastAsia"/>
-        </w:rPr>
-        <w:t>标记友军</w:t>
-      </w:r>
-      <w:r>
-        <w:rPr>
-          <w:rFonts w:ascii="微软雅黑" w:eastAsia="微软雅黑" w:hAnsi="微软雅黑" w:hint="eastAsia"/>
-        </w:rPr>
-        <w:t>"</w:t>
-      </w:r>
-    </w:p>
-    <w:p>
-      <w:pPr>
-        <w:pStyle w:val="a3"/>
-        <w:rPr>
-          <w:rFonts w:ascii="微软雅黑" w:eastAsia="微软雅黑" w:hAnsi="微软雅黑" w:hint="eastAsia"/>
-          <w:color w:val="222222"/>
-          <w:sz w:val="21"/>
-          <w:szCs w:val="21"/>
-        </w:rPr>
-      </w:pPr>
-      <w:r>
-        <w:rPr>
-          <w:rFonts w:ascii="微软雅黑" w:eastAsia="微软雅黑" w:hAnsi="微软雅黑" w:hint="eastAsia"/>
-          <w:color w:val="222222"/>
-          <w:sz w:val="21"/>
-          <w:szCs w:val="21"/>
-        </w:rPr>
-        <w:t>秒杀只能分清</w:t>
-      </w:r>
-      <w:r>
-        <w:rPr>
-          <w:rFonts w:ascii="微软雅黑" w:eastAsia="微软雅黑" w:hAnsi="微软雅黑" w:hint="eastAsia"/>
-          <w:color w:val="222222"/>
-          <w:sz w:val="21"/>
-          <w:szCs w:val="21"/>
-        </w:rPr>
-        <w:t>"</w:t>
-      </w:r>
-      <w:r>
-        <w:rPr>
-          <w:rFonts w:ascii="微软雅黑" w:eastAsia="微软雅黑" w:hAnsi="微软雅黑" w:hint="eastAsia"/>
-          <w:color w:val="222222"/>
-          <w:sz w:val="21"/>
-          <w:szCs w:val="21"/>
-        </w:rPr>
-        <w:t>是不是你的</w:t>
-      </w:r>
-      <w:r>
-        <w:rPr>
-          <w:rFonts w:ascii="微软雅黑" w:eastAsia="微软雅黑" w:hAnsi="微软雅黑" w:hint="eastAsia"/>
-          <w:color w:val="222222"/>
-          <w:sz w:val="21"/>
-          <w:szCs w:val="21"/>
-        </w:rPr>
-        <w:t>"</w:t>
-      </w:r>
-      <w:r>
-        <w:rPr>
-          <w:rFonts w:ascii="微软雅黑" w:eastAsia="微软雅黑" w:hAnsi="微软雅黑" w:hint="eastAsia"/>
-          <w:color w:val="222222"/>
-          <w:sz w:val="21"/>
-          <w:szCs w:val="21"/>
-        </w:rPr>
-        <w:t>，分不清</w:t>
-      </w:r>
-      <w:r>
-        <w:rPr>
-          <w:rFonts w:ascii="微软雅黑" w:eastAsia="微软雅黑" w:hAnsi="微软雅黑" w:hint="eastAsia"/>
-          <w:color w:val="222222"/>
-          <w:sz w:val="21"/>
-          <w:szCs w:val="21"/>
-        </w:rPr>
-        <w:t>"</w:t>
-      </w:r>
-      <w:r>
-        <w:rPr>
-          <w:rFonts w:ascii="微软雅黑" w:eastAsia="微软雅黑" w:hAnsi="微软雅黑" w:hint="eastAsia"/>
-          <w:color w:val="222222"/>
-          <w:sz w:val="21"/>
-          <w:szCs w:val="21"/>
-        </w:rPr>
-        <w:t>是不是你的队友</w:t>
-      </w:r>
-      <w:r>
-        <w:rPr>
-          <w:rFonts w:ascii="微软雅黑" w:eastAsia="微软雅黑" w:hAnsi="微软雅黑" w:hint="eastAsia"/>
-          <w:color w:val="222222"/>
-          <w:sz w:val="21"/>
-          <w:szCs w:val="21"/>
-        </w:rPr>
-        <w:t>"</w:t>
-      </w:r>
-      <w:r>
-        <w:rPr>
-          <w:rFonts w:ascii="微软雅黑" w:eastAsia="微软雅黑" w:hAnsi="微软雅黑" w:hint="eastAsia"/>
-          <w:color w:val="222222"/>
-          <w:sz w:val="21"/>
-          <w:szCs w:val="21"/>
-        </w:rPr>
-        <w:t>。局域网对局里如果有队友（包括</w:t>
-      </w:r>
-      <w:r>
-        <w:rPr>
-          <w:rFonts w:ascii="微软雅黑" w:eastAsia="微软雅黑" w:hAnsi="微软雅黑" w:hint="eastAsia"/>
-          <w:color w:val="222222"/>
-          <w:sz w:val="21"/>
-          <w:szCs w:val="21"/>
-        </w:rPr>
-        <w:t xml:space="preserve"> AI </w:t>
-      </w:r>
-      <w:r>
-        <w:rPr>
-          <w:rFonts w:ascii="微软雅黑" w:eastAsia="微软雅黑" w:hAnsi="微软雅黑" w:hint="eastAsia"/>
-          <w:color w:val="222222"/>
-          <w:sz w:val="21"/>
-          <w:szCs w:val="21"/>
-        </w:rPr>
-        <w:t>队友），请先选中队友的一个单位，到</w:t>
-      </w:r>
-      <w:r>
-        <w:rPr>
-          <w:rFonts w:ascii="微软雅黑" w:eastAsia="微软雅黑" w:hAnsi="微软雅黑" w:hint="eastAsia"/>
-          <w:color w:val="222222"/>
-          <w:sz w:val="21"/>
-          <w:szCs w:val="21"/>
-        </w:rPr>
-        <w:t>"</w:t>
-      </w:r>
-      <w:r>
-        <w:rPr>
-          <w:rFonts w:ascii="微软雅黑" w:eastAsia="微软雅黑" w:hAnsi="微软雅黑" w:hint="eastAsia"/>
-          <w:color w:val="222222"/>
-          <w:sz w:val="21"/>
-          <w:szCs w:val="21"/>
-        </w:rPr>
-        <w:t>高级功能</w:t>
-      </w:r>
-      <w:r>
-        <w:rPr>
-          <w:rFonts w:ascii="微软雅黑" w:eastAsia="微软雅黑" w:hAnsi="微软雅黑" w:hint="eastAsia"/>
-          <w:color w:val="222222"/>
-          <w:sz w:val="21"/>
-          <w:szCs w:val="21"/>
-        </w:rPr>
-        <w:t>"</w:t>
-      </w:r>
-      <w:r>
-        <w:rPr>
-          <w:rFonts w:ascii="微软雅黑" w:eastAsia="微软雅黑" w:hAnsi="微软雅黑" w:hint="eastAsia"/>
-          <w:color w:val="222222"/>
-          <w:sz w:val="21"/>
-          <w:szCs w:val="21"/>
-        </w:rPr>
-        <w:t>页点一次</w:t>
-      </w:r>
-      <w:r>
-        <w:rPr>
-          <w:rFonts w:ascii="微软雅黑" w:eastAsia="微软雅黑" w:hAnsi="微软雅黑" w:hint="eastAsia"/>
-          <w:b/>
-          <w:bCs/>
-          <w:color w:val="222222"/>
-          <w:sz w:val="21"/>
-          <w:szCs w:val="21"/>
-        </w:rPr>
-        <w:t>"</w:t>
-      </w:r>
-      <w:r>
-        <w:rPr>
-          <w:rFonts w:ascii="微软雅黑" w:eastAsia="微软雅黑" w:hAnsi="微软雅黑" w:hint="eastAsia"/>
-          <w:b/>
-          <w:bCs/>
-          <w:color w:val="222222"/>
-          <w:sz w:val="21"/>
-          <w:szCs w:val="21"/>
-        </w:rPr>
-        <w:t>标记友军（不会杀）</w:t>
-      </w:r>
-      <w:r>
-        <w:rPr>
-          <w:rFonts w:ascii="微软雅黑" w:eastAsia="微软雅黑" w:hAnsi="微软雅黑" w:hint="eastAsia"/>
-          <w:b/>
-          <w:bCs/>
-          <w:color w:val="222222"/>
-          <w:sz w:val="21"/>
-          <w:szCs w:val="21"/>
-        </w:rPr>
-        <w:t>"</w:t>
+          <w:sz w:val="21"/>
+          <w:szCs w:val="21"/>
+        </w:rPr>
+        <w:t>"标记友军（不会杀）"</w:t>
       </w:r>
       <w:r>
         <w:rPr>
@@ -4656,7 +3130,6 @@
                 <w:rStyle w:val="HTML"/>
                 <w:color w:val="222222"/>
               </w:rPr>
-              <w:lastRenderedPageBreak/>
               <w:t>Ctrl + Alt + 5</w:t>
             </w:r>
           </w:p>
@@ -4714,49 +3187,7 @@
           <w:rFonts w:ascii="微软雅黑" w:eastAsia="微软雅黑" w:hAnsi="微软雅黑" w:hint="eastAsia"/>
           <w:color w:val="222222"/>
         </w:rPr>
-        <w:t>·</w:t>
-      </w:r>
-      <w:r>
-        <w:rPr>
-          <w:rFonts w:ascii="微软雅黑" w:eastAsia="微软雅黑" w:hAnsi="微软雅黑" w:hint="eastAsia"/>
-          <w:color w:val="222222"/>
-        </w:rPr>
-        <w:t xml:space="preserve"> </w:t>
-      </w:r>
-      <w:r>
-        <w:rPr>
-          <w:rFonts w:ascii="微软雅黑" w:eastAsia="微软雅黑" w:hAnsi="微软雅黑" w:hint="eastAsia"/>
-          <w:color w:val="222222"/>
-        </w:rPr>
-        <w:t>热键是</w:t>
-      </w:r>
-      <w:r>
-        <w:rPr>
-          <w:rFonts w:ascii="微软雅黑" w:eastAsia="微软雅黑" w:hAnsi="微软雅黑" w:hint="eastAsia"/>
-          <w:color w:val="222222"/>
-        </w:rPr>
-        <w:t>"</w:t>
-      </w:r>
-      <w:r>
-        <w:rPr>
-          <w:rFonts w:ascii="微软雅黑" w:eastAsia="微软雅黑" w:hAnsi="微软雅黑" w:hint="eastAsia"/>
-          <w:color w:val="222222"/>
-        </w:rPr>
-        <w:t>开关</w:t>
-      </w:r>
-      <w:r>
-        <w:rPr>
-          <w:rFonts w:ascii="微软雅黑" w:eastAsia="微软雅黑" w:hAnsi="微软雅黑" w:hint="eastAsia"/>
-          <w:color w:val="222222"/>
-        </w:rPr>
-        <w:t>"</w:t>
-      </w:r>
-      <w:r>
-        <w:rPr>
-          <w:rFonts w:ascii="微软雅黑" w:eastAsia="微软雅黑" w:hAnsi="微软雅黑" w:hint="eastAsia"/>
-          <w:color w:val="222222"/>
-        </w:rPr>
-        <w:t>：</w:t>
+        <w:t>· 热键是"开关"：</w:t>
       </w:r>
       <w:r>
         <w:rPr>
@@ -4780,41 +3211,7 @@
           <w:color w:val="222222"/>
         </w:rPr>
         <w:br/>
-      </w:r>
-      <w:r>
-        <w:rPr>
-          <w:rFonts w:ascii="微软雅黑" w:eastAsia="微软雅黑" w:hAnsi="微软雅黑" w:hint="eastAsia"/>
-          <w:color w:val="222222"/>
-        </w:rPr>
-        <w:t>·</w:t>
-      </w:r>
-      <w:r>
-        <w:rPr>
-          <w:rFonts w:ascii="微软雅黑" w:eastAsia="微软雅黑" w:hAnsi="微软雅黑" w:hint="eastAsia"/>
-          <w:color w:val="222222"/>
-        </w:rPr>
-        <w:t xml:space="preserve"> </w:t>
-      </w:r>
-      <w:r>
-        <w:rPr>
-          <w:rFonts w:ascii="微软雅黑" w:eastAsia="微软雅黑" w:hAnsi="微软雅黑" w:hint="eastAsia"/>
-          <w:color w:val="222222"/>
-        </w:rPr>
-        <w:t>如果游戏是独占全屏，</w:t>
-      </w:r>
-      <w:r>
-        <w:rPr>
-          <w:rFonts w:ascii="微软雅黑" w:eastAsia="微软雅黑" w:hAnsi="微软雅黑" w:hint="eastAsia"/>
-          <w:color w:val="222222"/>
-        </w:rPr>
-        <w:t xml:space="preserve">Windows </w:t>
-      </w:r>
-      <w:r>
-        <w:rPr>
-          <w:rFonts w:ascii="微软雅黑" w:eastAsia="微软雅黑" w:hAnsi="微软雅黑" w:hint="eastAsia"/>
-          <w:color w:val="222222"/>
-        </w:rPr>
-        <w:t>可能把热键让给游戏窗口而收不到。遇到这种情况，把游戏改成窗口化。</w:t>
+        <w:t>· 如果游戏是独占全屏，Windows 可能把热键让给游戏窗口而收不到。遇到这种情况，把游戏改成窗口化。</w:t>
       </w:r>
       <w:r>
         <w:rPr>
@@ -4828,56 +3225,8 @@
           <w:rFonts w:ascii="微软雅黑" w:eastAsia="微软雅黑" w:hAnsi="微软雅黑" w:hint="eastAsia"/>
           <w:color w:val="222222"/>
         </w:rPr>
-        <w:t>·</w:t>
-      </w:r>
-      <w:r>
-        <w:rPr>
-          <w:rFonts w:ascii="微软雅黑" w:eastAsia="微软雅黑" w:hAnsi="微软雅黑" w:hint="eastAsia"/>
-          <w:color w:val="222222"/>
-        </w:rPr>
-        <w:t xml:space="preserve"> </w:t>
-      </w:r>
-      <w:r>
-        <w:rPr>
-          <w:rFonts w:ascii="微软雅黑" w:eastAsia="微软雅黑" w:hAnsi="微软雅黑" w:hint="eastAsia"/>
-          <w:color w:val="222222"/>
-        </w:rPr>
-        <w:t>高风险功能的热键，必须先在界面上勾选过</w:t>
-      </w:r>
-      <w:r>
-        <w:rPr>
-          <w:rFonts w:ascii="微软雅黑" w:eastAsia="微软雅黑" w:hAnsi="微软雅黑" w:hint="eastAsia"/>
-          <w:color w:val="222222"/>
-        </w:rPr>
-        <w:t>"</w:t>
-      </w:r>
-      <w:r>
-        <w:rPr>
-          <w:rFonts w:ascii="微软雅黑" w:eastAsia="微软雅黑" w:hAnsi="微软雅黑" w:hint="eastAsia"/>
-          <w:color w:val="222222"/>
-        </w:rPr>
-        <w:t>我已了解风险</w:t>
-      </w:r>
-      <w:r>
-        <w:rPr>
-          <w:rFonts w:ascii="微软雅黑" w:eastAsia="微软雅黑" w:hAnsi="微软雅黑" w:hint="eastAsia"/>
-          <w:color w:val="222222"/>
-        </w:rPr>
-        <w:t>"</w:t>
-      </w:r>
-      <w:r>
-        <w:rPr>
-          <w:rFonts w:ascii="微软雅黑" w:eastAsia="微软雅黑" w:hAnsi="微软雅黑" w:hint="eastAsia"/>
-          <w:color w:val="222222"/>
-        </w:rPr>
-        <w:t>才能用；否则按了不会有反应（这是保护，不是坏了）。</w:t>
-      </w:r>
-      <w:r>
-        <w:rPr>
-          <w:rFonts w:ascii="微软雅黑" w:eastAsia="微软雅黑" w:hAnsi="微软雅黑" w:hint="eastAsia"/>
-          <w:color w:val="222222"/>
-        </w:rPr>
-        <w:t xml:space="preserve"> </w:t>
+        <w:lastRenderedPageBreak/>
+        <w:t xml:space="preserve">· 高风险功能的热键，必须先在界面上勾选过"我已了解风险"才能用；否则按了不会有反应（这是保护，不是坏了）。 </w:t>
       </w:r>
     </w:p>
     <w:p>
@@ -4927,25 +3276,7 @@
           <w:sz w:val="21"/>
           <w:szCs w:val="21"/>
         </w:rPr>
-        <w:t>。公网</w:t>
-      </w:r>
-      <w:r>
-        <w:rPr>
-          <w:rFonts w:ascii="微软雅黑" w:eastAsia="微软雅黑" w:hAnsi="微软雅黑" w:hint="eastAsia"/>
-          <w:color w:val="222222"/>
-          <w:sz w:val="21"/>
-          <w:szCs w:val="21"/>
-        </w:rPr>
-        <w:t xml:space="preserve"> CnCNet </w:t>
-      </w:r>
-      <w:r>
-        <w:rPr>
-          <w:rFonts w:ascii="微软雅黑" w:eastAsia="微软雅黑" w:hAnsi="微软雅黑" w:hint="eastAsia"/>
-          <w:color w:val="222222"/>
-          <w:sz w:val="21"/>
-          <w:szCs w:val="21"/>
-        </w:rPr>
-        <w:t>对战禁止使用。</w:t>
+        <w:t>。公网 CnCNet 对战禁止使用。</w:t>
       </w:r>
     </w:p>
     <w:p>
@@ -4970,52 +3301,7 @@
           <w:sz w:val="21"/>
           <w:szCs w:val="21"/>
         </w:rPr>
-        <w:t>游戏采用</w:t>
-      </w:r>
-      <w:r>
-        <w:rPr>
-          <w:rFonts w:ascii="微软雅黑" w:eastAsia="微软雅黑" w:hAnsi="微软雅黑" w:hint="eastAsia"/>
-          <w:color w:val="222222"/>
-          <w:sz w:val="21"/>
-          <w:szCs w:val="21"/>
-        </w:rPr>
-        <w:t>"</w:t>
-      </w:r>
-      <w:r>
-        <w:rPr>
-          <w:rFonts w:ascii="微软雅黑" w:eastAsia="微软雅黑" w:hAnsi="微软雅黑" w:hint="eastAsia"/>
-          <w:color w:val="222222"/>
-          <w:sz w:val="21"/>
-          <w:szCs w:val="21"/>
-        </w:rPr>
-        <w:t>所有客户端各自算一遍、定期对答案</w:t>
-      </w:r>
-      <w:r>
-        <w:rPr>
-          <w:rFonts w:ascii="微软雅黑" w:eastAsia="微软雅黑" w:hAnsi="微软雅黑" w:hint="eastAsia"/>
-          <w:color w:val="222222"/>
-          <w:sz w:val="21"/>
-          <w:szCs w:val="21"/>
-        </w:rPr>
-        <w:t>"</w:t>
-      </w:r>
-      <w:r>
-        <w:rPr>
-          <w:rFonts w:ascii="微软雅黑" w:eastAsia="微软雅黑" w:hAnsi="微软雅黑" w:hint="eastAsia"/>
-          <w:color w:val="222222"/>
-          <w:sz w:val="21"/>
-          <w:szCs w:val="21"/>
-        </w:rPr>
-        <w:t>的方式。单方面改游戏状态，对不上就会</w:t>
-      </w:r>
-      <w:r>
-        <w:rPr>
-          <w:rFonts w:ascii="微软雅黑" w:eastAsia="微软雅黑" w:hAnsi="微软雅黑" w:hint="eastAsia"/>
-          <w:color w:val="222222"/>
-          <w:sz w:val="21"/>
-          <w:szCs w:val="21"/>
-        </w:rPr>
-        <w:t xml:space="preserve"> </w:t>
+        <w:t xml:space="preserve">游戏采用"所有客户端各自算一遍、定期对答案"的方式。单方面改游戏状态，对不上就会 </w:t>
       </w:r>
       <w:r>
         <w:rPr>
@@ -5026,18 +3312,7 @@
           <w:sz w:val="21"/>
           <w:szCs w:val="21"/>
         </w:rPr>
-        <w:t xml:space="preserve">out of sync </w:t>
-      </w:r>
-      <w:r>
-        <w:rPr>
-          <w:rFonts w:ascii="微软雅黑" w:eastAsia="微软雅黑" w:hAnsi="微软雅黑" w:hint="eastAsia"/>
-          <w:b/>
-          <w:bCs/>
-          <w:color w:val="222222"/>
-          <w:sz w:val="21"/>
-          <w:szCs w:val="21"/>
-        </w:rPr>
-        <w:t>掉线</w:t>
+        <w:t>out of sync 掉线</w:t>
       </w:r>
       <w:r>
         <w:rPr>
@@ -5175,25 +3450,7 @@
         <w:rPr>
           <w:rFonts w:ascii="微软雅黑" w:eastAsia="微软雅黑" w:hAnsi="微软雅黑" w:hint="eastAsia"/>
         </w:rPr>
-        <w:t>状态条一直显示</w:t>
-      </w:r>
-      <w:r>
-        <w:rPr>
-          <w:rFonts w:ascii="微软雅黑" w:eastAsia="微软雅黑" w:hAnsi="微软雅黑" w:hint="eastAsia"/>
-        </w:rPr>
-        <w:t>"</w:t>
-      </w:r>
-      <w:r>
-        <w:rPr>
-          <w:rFonts w:ascii="微软雅黑" w:eastAsia="微软雅黑" w:hAnsi="微软雅黑" w:hint="eastAsia"/>
-        </w:rPr>
-        <w:t>未连接</w:t>
-      </w:r>
-      <w:r>
-        <w:rPr>
-          <w:rFonts w:ascii="微软雅黑" w:eastAsia="微软雅黑" w:hAnsi="微软雅黑" w:hint="eastAsia"/>
-        </w:rPr>
-        <w:t>"</w:t>
+        <w:t>状态条一直显示"未连接"</w:t>
       </w:r>
     </w:p>
     <w:p>
@@ -5213,16 +3470,7 @@
           <w:sz w:val="21"/>
           <w:szCs w:val="21"/>
         </w:rPr>
-        <w:t>先确认游戏已经启动（任务管理器里能看到</w:t>
-      </w:r>
-      <w:r>
-        <w:rPr>
-          <w:rFonts w:ascii="微软雅黑" w:eastAsia="微软雅黑" w:hAnsi="微软雅黑" w:hint="eastAsia"/>
-          <w:color w:val="222222"/>
-          <w:sz w:val="21"/>
-          <w:szCs w:val="21"/>
-        </w:rPr>
-        <w:t xml:space="preserve"> </w:t>
+        <w:t xml:space="preserve">先确认游戏已经启动（任务管理器里能看到 </w:t>
       </w:r>
       <w:r>
         <w:rPr>
@@ -5238,43 +3486,7 @@
           <w:sz w:val="21"/>
           <w:szCs w:val="21"/>
         </w:rPr>
-        <w:t>）。如果游戏是以管理员身份启动的，修改器也必须以管理员身份运行（右键</w:t>
-      </w:r>
-      <w:r>
-        <w:rPr>
-          <w:rFonts w:ascii="微软雅黑" w:eastAsia="微软雅黑" w:hAnsi="微软雅黑" w:hint="eastAsia"/>
-          <w:color w:val="222222"/>
-          <w:sz w:val="21"/>
-          <w:szCs w:val="21"/>
-        </w:rPr>
-        <w:t xml:space="preserve"> </w:t>
-      </w:r>
-      <w:r>
-        <w:rPr>
-          <w:rFonts w:ascii="微软雅黑" w:eastAsia="微软雅黑" w:hAnsi="微软雅黑" w:hint="eastAsia"/>
-          <w:color w:val="222222"/>
-          <w:sz w:val="21"/>
-          <w:szCs w:val="21"/>
-        </w:rPr>
-        <w:t>→</w:t>
-      </w:r>
-      <w:r>
-        <w:rPr>
-          <w:rFonts w:ascii="微软雅黑" w:eastAsia="微软雅黑" w:hAnsi="微软雅黑" w:hint="eastAsia"/>
-          <w:color w:val="222222"/>
-          <w:sz w:val="21"/>
-          <w:szCs w:val="21"/>
-        </w:rPr>
-        <w:t xml:space="preserve"> </w:t>
-      </w:r>
-      <w:r>
-        <w:rPr>
-          <w:rFonts w:ascii="微软雅黑" w:eastAsia="微软雅黑" w:hAnsi="微软雅黑" w:hint="eastAsia"/>
-          <w:color w:val="222222"/>
-          <w:sz w:val="21"/>
-          <w:szCs w:val="21"/>
-        </w:rPr>
-        <w:t>以管理员身份运行）。</w:t>
+        <w:t>）。如果游戏是以管理员身份启动的，修改器也必须以管理员身份运行（右键 → 以管理员身份运行）。</w:t>
       </w:r>
     </w:p>
     <w:p>
@@ -5288,31 +3500,7 @@
         <w:rPr>
           <w:rFonts w:ascii="微软雅黑" w:eastAsia="微软雅黑" w:hAnsi="微软雅黑" w:hint="eastAsia"/>
         </w:rPr>
-        <w:t>提示</w:t>
-      </w:r>
-      <w:r>
-        <w:rPr>
-          <w:rFonts w:ascii="微软雅黑" w:eastAsia="微软雅黑" w:hAnsi="微软雅黑" w:hint="eastAsia"/>
-        </w:rPr>
-        <w:t>"</w:t>
-      </w:r>
-      <w:r>
-        <w:rPr>
-          <w:rFonts w:ascii="微软雅黑" w:eastAsia="微软雅黑" w:hAnsi="微软雅黑" w:hint="eastAsia"/>
-        </w:rPr>
-        <w:t>尚未校准</w:t>
-      </w:r>
-      <w:r>
-        <w:rPr>
-          <w:rFonts w:ascii="微软雅黑" w:eastAsia="微软雅黑" w:hAnsi="微软雅黑" w:hint="eastAsia"/>
-        </w:rPr>
-        <w:t>"</w:t>
-      </w:r>
-      <w:r>
-        <w:rPr>
-          <w:rFonts w:ascii="微软雅黑" w:eastAsia="微软雅黑" w:hAnsi="微软雅黑" w:hint="eastAsia"/>
-        </w:rPr>
-        <w:t>或开关是灰的</w:t>
+        <w:t>提示"尚未校准"或开关是灰的</w:t>
       </w:r>
     </w:p>
     <w:p>
@@ -5332,88 +3520,7 @@
           <w:sz w:val="21"/>
           <w:szCs w:val="21"/>
         </w:rPr>
-        <w:t>到</w:t>
-      </w:r>
-      <w:r>
-        <w:rPr>
-          <w:rFonts w:ascii="微软雅黑" w:eastAsia="微软雅黑" w:hAnsi="微软雅黑" w:hint="eastAsia"/>
-          <w:color w:val="222222"/>
-          <w:sz w:val="21"/>
-          <w:szCs w:val="21"/>
-        </w:rPr>
-        <w:t>"</w:t>
-      </w:r>
-      <w:r>
-        <w:rPr>
-          <w:rFonts w:ascii="微软雅黑" w:eastAsia="微软雅黑" w:hAnsi="微软雅黑" w:hint="eastAsia"/>
-          <w:color w:val="222222"/>
-          <w:sz w:val="21"/>
-          <w:szCs w:val="21"/>
-        </w:rPr>
-        <w:t>校准向导</w:t>
-      </w:r>
-      <w:r>
-        <w:rPr>
-          <w:rFonts w:ascii="微软雅黑" w:eastAsia="微软雅黑" w:hAnsi="微软雅黑" w:hint="eastAsia"/>
-          <w:color w:val="222222"/>
-          <w:sz w:val="21"/>
-          <w:szCs w:val="21"/>
-        </w:rPr>
-        <w:t>"</w:t>
-      </w:r>
-      <w:r>
-        <w:rPr>
-          <w:rFonts w:ascii="微软雅黑" w:eastAsia="微软雅黑" w:hAnsi="微软雅黑" w:hint="eastAsia"/>
-          <w:color w:val="222222"/>
-          <w:sz w:val="21"/>
-          <w:szCs w:val="21"/>
-        </w:rPr>
-        <w:t>页做一次一次性定位；单位相关的（无敌）到</w:t>
-      </w:r>
-      <w:r>
-        <w:rPr>
-          <w:rFonts w:ascii="微软雅黑" w:eastAsia="微软雅黑" w:hAnsi="微软雅黑" w:hint="eastAsia"/>
-          <w:color w:val="222222"/>
-          <w:sz w:val="21"/>
-          <w:szCs w:val="21"/>
-        </w:rPr>
-        <w:t>"</w:t>
-      </w:r>
-      <w:r>
-        <w:rPr>
-          <w:rFonts w:ascii="微软雅黑" w:eastAsia="微软雅黑" w:hAnsi="微软雅黑" w:hint="eastAsia"/>
-          <w:color w:val="222222"/>
-          <w:sz w:val="21"/>
-          <w:szCs w:val="21"/>
-        </w:rPr>
-        <w:t>单位校准</w:t>
-      </w:r>
-      <w:r>
-        <w:rPr>
-          <w:rFonts w:ascii="微软雅黑" w:eastAsia="微软雅黑" w:hAnsi="微软雅黑" w:hint="eastAsia"/>
-          <w:color w:val="222222"/>
-          <w:sz w:val="21"/>
-          <w:szCs w:val="21"/>
-        </w:rPr>
-        <w:t>"</w:t>
-      </w:r>
-      <w:r>
-        <w:rPr>
-          <w:rFonts w:ascii="微软雅黑" w:eastAsia="微软雅黑" w:hAnsi="微软雅黑" w:hint="eastAsia"/>
-          <w:color w:val="222222"/>
-          <w:sz w:val="21"/>
-          <w:szCs w:val="21"/>
-        </w:rPr>
-        <w:t>页。校准结果会保存在</w:t>
-      </w:r>
-      <w:r>
-        <w:rPr>
-          <w:rFonts w:ascii="微软雅黑" w:eastAsia="微软雅黑" w:hAnsi="微软雅黑" w:hint="eastAsia"/>
-          <w:color w:val="222222"/>
-          <w:sz w:val="21"/>
-          <w:szCs w:val="21"/>
-        </w:rPr>
-        <w:t xml:space="preserve"> </w:t>
+        <w:t xml:space="preserve">到"校准向导"页做一次一次性定位；单位相关的（无敌）到"单位校准"页。校准结果会保存在 </w:t>
       </w:r>
       <w:r>
         <w:rPr>
@@ -5483,133 +3590,7 @@
           <w:sz w:val="21"/>
           <w:szCs w:val="21"/>
         </w:rPr>
-        <w:t>（不是主菜单）。卡片状态行应该显示</w:t>
-      </w:r>
-      <w:r>
-        <w:rPr>
-          <w:rFonts w:ascii="微软雅黑" w:eastAsia="微软雅黑" w:hAnsi="微软雅黑" w:hint="eastAsia"/>
-          <w:color w:val="222222"/>
-          <w:sz w:val="21"/>
-          <w:szCs w:val="21"/>
-        </w:rPr>
-        <w:t>"</w:t>
-      </w:r>
-      <w:r>
-        <w:rPr>
-          <w:rFonts w:ascii="微软雅黑" w:eastAsia="微软雅黑" w:hAnsi="微软雅黑" w:hint="eastAsia"/>
-          <w:color w:val="222222"/>
-          <w:sz w:val="21"/>
-          <w:szCs w:val="21"/>
-        </w:rPr>
-        <w:t>已开启</w:t>
-      </w:r>
-      <w:r>
-        <w:rPr>
-          <w:rFonts w:ascii="微软雅黑" w:eastAsia="微软雅黑" w:hAnsi="微软雅黑" w:hint="eastAsia"/>
-          <w:color w:val="222222"/>
-          <w:sz w:val="21"/>
-          <w:szCs w:val="21"/>
-        </w:rPr>
-        <w:t xml:space="preserve"> </w:t>
-      </w:r>
-      <w:r>
-        <w:rPr>
-          <w:rFonts w:ascii="微软雅黑" w:eastAsia="微软雅黑" w:hAnsi="微软雅黑" w:hint="eastAsia"/>
-          <w:color w:val="222222"/>
-          <w:sz w:val="21"/>
-          <w:szCs w:val="21"/>
-        </w:rPr>
-        <w:t>·</w:t>
-      </w:r>
-      <w:r>
-        <w:rPr>
-          <w:rFonts w:ascii="微软雅黑" w:eastAsia="微软雅黑" w:hAnsi="微软雅黑" w:hint="eastAsia"/>
-          <w:color w:val="222222"/>
-          <w:sz w:val="21"/>
-          <w:szCs w:val="21"/>
-        </w:rPr>
-        <w:t xml:space="preserve"> </w:t>
-      </w:r>
-      <w:r>
-        <w:rPr>
-          <w:rFonts w:ascii="微软雅黑" w:eastAsia="微软雅黑" w:hAnsi="微软雅黑" w:hint="eastAsia"/>
-          <w:color w:val="222222"/>
-          <w:sz w:val="21"/>
-          <w:szCs w:val="21"/>
-        </w:rPr>
-        <w:t>已写入</w:t>
-      </w:r>
-      <w:r>
-        <w:rPr>
-          <w:rFonts w:ascii="微软雅黑" w:eastAsia="微软雅黑" w:hAnsi="微软雅黑" w:hint="eastAsia"/>
-          <w:color w:val="222222"/>
-          <w:sz w:val="21"/>
-          <w:szCs w:val="21"/>
-        </w:rPr>
-        <w:t xml:space="preserve"> N </w:t>
-      </w:r>
-      <w:r>
-        <w:rPr>
-          <w:rFonts w:ascii="微软雅黑" w:eastAsia="微软雅黑" w:hAnsi="微软雅黑" w:hint="eastAsia"/>
-          <w:color w:val="222222"/>
-          <w:sz w:val="21"/>
-          <w:szCs w:val="21"/>
-        </w:rPr>
-        <w:t>次</w:t>
-      </w:r>
-      <w:r>
-        <w:rPr>
-          <w:rFonts w:ascii="微软雅黑" w:eastAsia="微软雅黑" w:hAnsi="微软雅黑" w:hint="eastAsia"/>
-          <w:color w:val="222222"/>
-          <w:sz w:val="21"/>
-          <w:szCs w:val="21"/>
-        </w:rPr>
-        <w:t>"</w:t>
-      </w:r>
-      <w:r>
-        <w:rPr>
-          <w:rFonts w:ascii="微软雅黑" w:eastAsia="微软雅黑" w:hAnsi="微软雅黑" w:hint="eastAsia"/>
-          <w:color w:val="222222"/>
-          <w:sz w:val="21"/>
-          <w:szCs w:val="21"/>
-        </w:rPr>
-        <w:t>。如果显示</w:t>
-      </w:r>
-      <w:r>
-        <w:rPr>
-          <w:rFonts w:ascii="微软雅黑" w:eastAsia="微软雅黑" w:hAnsi="微软雅黑" w:hint="eastAsia"/>
-          <w:color w:val="222222"/>
-          <w:sz w:val="21"/>
-          <w:szCs w:val="21"/>
-        </w:rPr>
-        <w:t>"</w:t>
-      </w:r>
-      <w:r>
-        <w:rPr>
-          <w:rFonts w:ascii="微软雅黑" w:eastAsia="微软雅黑" w:hAnsi="微软雅黑" w:hint="eastAsia"/>
-          <w:color w:val="222222"/>
-          <w:sz w:val="21"/>
-          <w:szCs w:val="21"/>
-        </w:rPr>
-        <w:t>已开启，但……</w:t>
-      </w:r>
-      <w:r>
-        <w:rPr>
-          <w:rFonts w:ascii="微软雅黑" w:eastAsia="微软雅黑" w:hAnsi="微软雅黑" w:hint="eastAsia"/>
-          <w:color w:val="222222"/>
-          <w:sz w:val="21"/>
-          <w:szCs w:val="21"/>
-        </w:rPr>
-        <w:t>"</w:t>
-      </w:r>
-      <w:r>
-        <w:rPr>
-          <w:rFonts w:ascii="微软雅黑" w:eastAsia="微软雅黑" w:hAnsi="微软雅黑" w:hint="eastAsia"/>
-          <w:color w:val="222222"/>
-          <w:sz w:val="21"/>
-          <w:szCs w:val="21"/>
-        </w:rPr>
-        <w:t>并带红字，把那行字和日志发回。</w:t>
+        <w:t>（不是主菜单）。卡片状态行应该显示"已开启 · 已写入 N 次"。如果显示"已开启，但……"并带红字，把那行字和日志发回。</w:t>
       </w:r>
     </w:p>
     <w:p>
@@ -5677,25 +3658,7 @@
         <w:rPr>
           <w:rFonts w:ascii="微软雅黑" w:eastAsia="微软雅黑" w:hAnsi="微软雅黑" w:hint="eastAsia"/>
         </w:rPr>
-        <w:t>秒杀提示</w:t>
-      </w:r>
-      <w:r>
-        <w:rPr>
-          <w:rFonts w:ascii="微软雅黑" w:eastAsia="微软雅黑" w:hAnsi="微软雅黑" w:hint="eastAsia"/>
-        </w:rPr>
-        <w:t>"</w:t>
-      </w:r>
-      <w:r>
-        <w:rPr>
-          <w:rFonts w:ascii="微软雅黑" w:eastAsia="微软雅黑" w:hAnsi="微软雅黑" w:hint="eastAsia"/>
-        </w:rPr>
-        <w:t>请先在游戏里选中一个自己的单位</w:t>
-      </w:r>
-      <w:r>
-        <w:rPr>
-          <w:rFonts w:ascii="微软雅黑" w:eastAsia="微软雅黑" w:hAnsi="微软雅黑" w:hint="eastAsia"/>
-        </w:rPr>
-        <w:t>"</w:t>
+        <w:t>秒杀提示"请先在游戏里选中一个自己的单位"</w:t>
       </w:r>
     </w:p>
     <w:p>
@@ -5715,44 +3678,7 @@
           <w:sz w:val="21"/>
           <w:szCs w:val="21"/>
         </w:rPr>
-        <w:lastRenderedPageBreak/>
-        <w:t>照做即可。程序要靠你选中的单位来确认</w:t>
-      </w:r>
-      <w:r>
-        <w:rPr>
-          <w:rFonts w:ascii="微软雅黑" w:eastAsia="微软雅黑" w:hAnsi="微软雅黑" w:hint="eastAsia"/>
-          <w:color w:val="222222"/>
-          <w:sz w:val="21"/>
-          <w:szCs w:val="21"/>
-        </w:rPr>
-        <w:t>"</w:t>
-      </w:r>
-      <w:r>
-        <w:rPr>
-          <w:rFonts w:ascii="微软雅黑" w:eastAsia="微软雅黑" w:hAnsi="微软雅黑" w:hint="eastAsia"/>
-          <w:color w:val="222222"/>
-          <w:sz w:val="21"/>
-          <w:szCs w:val="21"/>
-        </w:rPr>
-        <w:t>我方是谁</w:t>
-      </w:r>
-      <w:r>
-        <w:rPr>
-          <w:rFonts w:ascii="微软雅黑" w:eastAsia="微软雅黑" w:hAnsi="微软雅黑" w:hint="eastAsia"/>
-          <w:color w:val="222222"/>
-          <w:sz w:val="21"/>
-          <w:szCs w:val="21"/>
-        </w:rPr>
-        <w:t>"</w:t>
-      </w:r>
-      <w:r>
-        <w:rPr>
-          <w:rFonts w:ascii="微软雅黑" w:eastAsia="微软雅黑" w:hAnsi="微软雅黑" w:hint="eastAsia"/>
-          <w:color w:val="222222"/>
-          <w:sz w:val="21"/>
-          <w:szCs w:val="21"/>
-        </w:rPr>
-        <w:t>，确认不了就拒绝执行，一个字节都不会写。</w:t>
+        <w:t>照做即可。程序要靠你选中的单位来确认"我方是谁"，确认不了就拒绝执行，一个字节都不会写。</w:t>
       </w:r>
     </w:p>
     <w:p>
@@ -5840,43 +3766,36 @@
           <w:sz w:val="21"/>
           <w:szCs w:val="21"/>
         </w:rPr>
-        <w:t>并提示重新校准。请不要绕过这个检查强行使用</w:t>
-      </w:r>
-      <w:r>
-        <w:rPr>
-          <w:rFonts w:ascii="微软雅黑" w:eastAsia="微软雅黑" w:hAnsi="微软雅黑" w:hint="eastAsia"/>
-          <w:color w:val="222222"/>
-          <w:sz w:val="21"/>
-          <w:szCs w:val="21"/>
-        </w:rPr>
-        <w:t xml:space="preserve"> </w:t>
-      </w:r>
-      <w:r>
-        <w:rPr>
-          <w:rFonts w:ascii="微软雅黑" w:eastAsia="微软雅黑" w:hAnsi="微软雅黑" w:hint="eastAsia"/>
-          <w:color w:val="222222"/>
-          <w:sz w:val="21"/>
-          <w:szCs w:val="21"/>
-        </w:rPr>
-        <w:t>——</w:t>
-      </w:r>
-      <w:r>
-        <w:rPr>
-          <w:rFonts w:ascii="微软雅黑" w:eastAsia="微软雅黑" w:hAnsi="微软雅黑" w:hint="eastAsia"/>
-          <w:color w:val="222222"/>
-          <w:sz w:val="21"/>
-          <w:szCs w:val="21"/>
-        </w:rPr>
-        <w:t xml:space="preserve"> </w:t>
-      </w:r>
-      <w:r>
-        <w:rPr>
-          <w:rFonts w:ascii="微软雅黑" w:eastAsia="微软雅黑" w:hAnsi="微软雅黑" w:hint="eastAsia"/>
-          <w:color w:val="222222"/>
-          <w:sz w:val="21"/>
-          <w:szCs w:val="21"/>
-        </w:rPr>
-        <w:t>地址对不上，写进去的可能是别的东西。</w:t>
+        <w:t>并提示重新校准。请不要绕过这个检查强行使用 —— 地址对不上，写进去的可能是别的东西。</w:t>
+      </w:r>
+    </w:p>
+    <w:p>
+      <w:pPr>
+        <w:pStyle w:val="3"/>
+        <w:rPr>
+          <w:rFonts w:hint="eastAsia"/>
+        </w:rPr>
+      </w:pPr>
+      <w:r>
+        <w:rPr>
+          <w:rFonts w:hint="eastAsia"/>
+        </w:rPr>
+        <w:lastRenderedPageBreak/>
+        <w:t>启动时的「作者的话」窗口还能再看吗？</w:t>
+      </w:r>
+    </w:p>
+    <w:p>
+      <w:pPr>
+        <w:pStyle w:val="a3"/>
+        <w:rPr>
+          <w:rFonts w:hint="eastAsia"/>
+        </w:rPr>
+      </w:pPr>
+      <w:r>
+        <w:rPr>
+          <w:rFonts w:hint="eastAsia"/>
+        </w:rPr>
+        <w:t>能。点左侧「关于」→「作者的话」。想让它每次启动都出现，就在这个窗口里取消勾选「不再弹窗显示」，再点「确认」。</w:t>
       </w:r>
     </w:p>
     <w:p>
@@ -5964,16 +3883,7 @@
           <w:sz w:val="21"/>
           <w:szCs w:val="21"/>
         </w:rPr>
-        <w:t>关掉程序，删掉整个</w:t>
-      </w:r>
-      <w:r>
-        <w:rPr>
-          <w:rFonts w:ascii="微软雅黑" w:eastAsia="微软雅黑" w:hAnsi="微软雅黑" w:hint="eastAsia"/>
-          <w:color w:val="222222"/>
-          <w:sz w:val="21"/>
-          <w:szCs w:val="21"/>
-        </w:rPr>
-        <w:t xml:space="preserve"> </w:t>
+        <w:t xml:space="preserve">关掉程序，删掉整个 </w:t>
       </w:r>
       <w:r>
         <w:rPr>
@@ -5989,34 +3899,7 @@
           <w:sz w:val="21"/>
           <w:szCs w:val="21"/>
         </w:rPr>
-        <w:t xml:space="preserve"> </w:t>
-      </w:r>
-      <w:r>
-        <w:rPr>
-          <w:rFonts w:ascii="微软雅黑" w:eastAsia="微软雅黑" w:hAnsi="微软雅黑" w:hint="eastAsia"/>
-          <w:color w:val="222222"/>
-          <w:sz w:val="21"/>
-          <w:szCs w:val="21"/>
-        </w:rPr>
-        <w:t>文件夹即可。它不写注册表，也不往</w:t>
-      </w:r>
-      <w:r>
-        <w:rPr>
-          <w:rFonts w:ascii="微软雅黑" w:eastAsia="微软雅黑" w:hAnsi="微软雅黑" w:hint="eastAsia"/>
-          <w:color w:val="222222"/>
-          <w:sz w:val="21"/>
-          <w:szCs w:val="21"/>
-        </w:rPr>
-        <w:t xml:space="preserve"> C </w:t>
-      </w:r>
-      <w:r>
-        <w:rPr>
-          <w:rFonts w:ascii="微软雅黑" w:eastAsia="微软雅黑" w:hAnsi="微软雅黑" w:hint="eastAsia"/>
-          <w:color w:val="222222"/>
-          <w:sz w:val="21"/>
-          <w:szCs w:val="21"/>
-        </w:rPr>
-        <w:t>盘放文件。</w:t>
+        <w:t xml:space="preserve"> 文件夹即可。它不写注册表，也不往 C 盘放文件。</w:t>
       </w:r>
       <w:r>
         <w:rPr>
@@ -6052,16 +3935,7 @@
           <w:sz w:val="21"/>
           <w:szCs w:val="21"/>
         </w:rPr>
-        <w:t xml:space="preserve"> </w:t>
-      </w:r>
-      <w:r>
-        <w:rPr>
-          <w:rFonts w:ascii="微软雅黑" w:eastAsia="微软雅黑" w:hAnsi="微软雅黑" w:hint="eastAsia"/>
-          <w:color w:val="222222"/>
-          <w:sz w:val="21"/>
-          <w:szCs w:val="21"/>
-        </w:rPr>
-        <w:t>是校准数据，删了要重新校准。</w:t>
+        <w:t xml:space="preserve"> 是校准数据，删了要重新校准。</w:t>
       </w:r>
     </w:p>
     <w:p>
@@ -6133,29 +4007,7 @@
                 <w:sz w:val="19"/>
                 <w:szCs w:val="19"/>
               </w:rPr>
-              <w:t>文件</w:t>
-            </w:r>
-            <w:r>
-              <w:rPr>
-                <w:rFonts w:ascii="微软雅黑" w:eastAsia="微软雅黑" w:hAnsi="微软雅黑" w:hint="eastAsia"/>
-                <w:b/>
-                <w:bCs/>
-                <w:color w:val="222222"/>
-                <w:sz w:val="19"/>
-                <w:szCs w:val="19"/>
-              </w:rPr>
-              <w:t xml:space="preserve"> / </w:t>
-            </w:r>
-            <w:r>
-              <w:rPr>
-                <w:rFonts w:ascii="微软雅黑" w:eastAsia="微软雅黑" w:hAnsi="微软雅黑" w:hint="eastAsia"/>
-                <w:b/>
-                <w:bCs/>
-                <w:color w:val="222222"/>
-                <w:sz w:val="19"/>
-                <w:szCs w:val="19"/>
-              </w:rPr>
-              <w:t>文件夹</w:t>
+              <w:t>文件 / 文件夹</w:t>
             </w:r>
           </w:p>
         </w:tc>
@@ -6437,7 +4289,7 @@
                 <w:sz w:val="19"/>
                 <w:szCs w:val="19"/>
               </w:rPr>
-              <w:t>上次用的数值和开关设置。</w:t>
+              <w:t>上次用的数值、开关设置，以及「不再弹窗显示」的选择。</w:t>
             </w:r>
           </w:p>
         </w:tc>
@@ -6513,25 +4365,7 @@
                 <w:sz w:val="19"/>
                 <w:szCs w:val="19"/>
               </w:rPr>
-              <w:t>运行日志，按天保存，自动保留最近</w:t>
-            </w:r>
-            <w:r>
-              <w:rPr>
-                <w:rFonts w:ascii="微软雅黑" w:eastAsia="微软雅黑" w:hAnsi="微软雅黑" w:hint="eastAsia"/>
-                <w:color w:val="222222"/>
-                <w:sz w:val="19"/>
-                <w:szCs w:val="19"/>
-              </w:rPr>
-              <w:t xml:space="preserve"> 7 </w:t>
-            </w:r>
-            <w:r>
-              <w:rPr>
-                <w:rFonts w:ascii="微软雅黑" w:eastAsia="微软雅黑" w:hAnsi="微软雅黑" w:hint="eastAsia"/>
-                <w:color w:val="222222"/>
-                <w:sz w:val="19"/>
-                <w:szCs w:val="19"/>
-              </w:rPr>
-              <w:t>份。反馈问题时发这个。</w:t>
+              <w:t>运行日志，按天保存，自动保留最近 7 份。反馈问题时发这个。</w:t>
             </w:r>
           </w:p>
         </w:tc>
@@ -6607,25 +4441,7 @@
                 <w:sz w:val="19"/>
                 <w:szCs w:val="19"/>
               </w:rPr>
-              <w:t>校准</w:t>
-            </w:r>
-            <w:r>
-              <w:rPr>
-                <w:rFonts w:ascii="微软雅黑" w:eastAsia="微软雅黑" w:hAnsi="微软雅黑" w:hint="eastAsia"/>
-                <w:color w:val="222222"/>
-                <w:sz w:val="19"/>
-                <w:szCs w:val="19"/>
-              </w:rPr>
-              <w:t xml:space="preserve"> / </w:t>
-            </w:r>
-            <w:r>
-              <w:rPr>
-                <w:rFonts w:ascii="微软雅黑" w:eastAsia="微软雅黑" w:hAnsi="微软雅黑" w:hint="eastAsia"/>
-                <w:color w:val="222222"/>
-                <w:sz w:val="19"/>
-                <w:szCs w:val="19"/>
-              </w:rPr>
-              <w:t>采集生成的报告。</w:t>
+              <w:t>校准 / 采集生成的报告。</w:t>
             </w:r>
           </w:p>
         </w:tc>
@@ -6761,56 +4577,16 @@
           <w:sz w:val="21"/>
           <w:szCs w:val="21"/>
         </w:rPr>
-        <w:t>单人</w:t>
-      </w:r>
-      <w:r>
-        <w:rPr>
-          <w:rFonts w:ascii="微软雅黑" w:eastAsia="微软雅黑" w:hAnsi="微软雅黑" w:hint="eastAsia"/>
-          <w:b/>
-          <w:bCs/>
-          <w:color w:val="222222"/>
-          <w:sz w:val="21"/>
-          <w:szCs w:val="21"/>
-        </w:rPr>
-        <w:t xml:space="preserve"> / </w:t>
-      </w:r>
-      <w:r>
-        <w:rPr>
-          <w:rFonts w:ascii="微软雅黑" w:eastAsia="微软雅黑" w:hAnsi="微软雅黑" w:hint="eastAsia"/>
-          <w:b/>
-          <w:bCs/>
-          <w:color w:val="222222"/>
-          <w:sz w:val="21"/>
-          <w:szCs w:val="21"/>
-        </w:rPr>
-        <w:t>自建局域网自娱</w:t>
-      </w:r>
-      <w:r>
-        <w:rPr>
-          <w:rFonts w:ascii="微软雅黑" w:eastAsia="微软雅黑" w:hAnsi="微软雅黑" w:hint="eastAsia"/>
-          <w:color w:val="222222"/>
-          <w:sz w:val="21"/>
-          <w:szCs w:val="21"/>
-        </w:rPr>
-        <w:t>，禁止用于公网</w:t>
-      </w:r>
-      <w:r>
-        <w:rPr>
-          <w:rFonts w:ascii="微软雅黑" w:eastAsia="微软雅黑" w:hAnsi="微软雅黑" w:hint="eastAsia"/>
-          <w:color w:val="222222"/>
-          <w:sz w:val="21"/>
-          <w:szCs w:val="21"/>
-        </w:rPr>
-        <w:t xml:space="preserve"> CnCNet </w:t>
-      </w:r>
-      <w:r>
-        <w:rPr>
-          <w:rFonts w:ascii="微软雅黑" w:eastAsia="微软雅黑" w:hAnsi="微软雅黑" w:hint="eastAsia"/>
-          <w:color w:val="222222"/>
-          <w:sz w:val="21"/>
-          <w:szCs w:val="21"/>
-        </w:rPr>
-        <w:t>对战。</w:t>
+        <w:t>单人 / 自建局域网自娱</w:t>
+      </w:r>
+      <w:r>
+        <w:rPr>
+          <w:rFonts w:ascii="微软雅黑" w:eastAsia="微软雅黑" w:hAnsi="微软雅黑" w:hint="eastAsia"/>
+          <w:color w:val="222222"/>
+          <w:sz w:val="21"/>
+          <w:szCs w:val="21"/>
+        </w:rPr>
+        <w:t>，禁止用于公网 CnCNet 对战。</w:t>
       </w:r>
     </w:p>
     <w:p>
@@ -6835,7 +4611,6 @@
           <w:sz w:val="21"/>
           <w:szCs w:val="21"/>
         </w:rPr>
-        <w:lastRenderedPageBreak/>
         <w:t>修改内存有风险，建议先备份游戏存档。使用本工具造成的任何后果由使用者自行承担。</w:t>
       </w:r>
     </w:p>
@@ -6921,13 +4696,7 @@
         <w:rPr>
           <w:rFonts w:ascii="微软雅黑" w:eastAsia="微软雅黑" w:hAnsi="微软雅黑" w:hint="eastAsia"/>
         </w:rPr>
-        <w:t>遇到说明里没有写的问题：把</w:t>
-      </w:r>
-      <w:r>
-        <w:rPr>
-          <w:rFonts w:ascii="微软雅黑" w:eastAsia="微软雅黑" w:hAnsi="微软雅黑" w:hint="eastAsia"/>
-        </w:rPr>
-        <w:t xml:space="preserve"> </w:t>
+        <w:t xml:space="preserve">遇到说明里没有写的问题：把 </w:t>
       </w:r>
       <w:r>
         <w:rPr>
@@ -6939,37 +4708,7 @@
         <w:rPr>
           <w:rFonts w:ascii="微软雅黑" w:eastAsia="微软雅黑" w:hAnsi="微软雅黑" w:hint="eastAsia"/>
         </w:rPr>
-        <w:t xml:space="preserve"> </w:t>
-      </w:r>
-      <w:r>
-        <w:rPr>
-          <w:rFonts w:ascii="微软雅黑" w:eastAsia="微软雅黑" w:hAnsi="微软雅黑" w:hint="eastAsia"/>
-        </w:rPr>
-        <w:t>里当天的日志文件发回即可。日志第一行有</w:t>
-      </w:r>
-      <w:r>
-        <w:rPr>
-          <w:rFonts w:ascii="微软雅黑" w:eastAsia="微软雅黑" w:hAnsi="微软雅黑" w:hint="eastAsia"/>
-        </w:rPr>
-        <w:t>"</w:t>
-      </w:r>
-      <w:r>
-        <w:rPr>
-          <w:rFonts w:ascii="微软雅黑" w:eastAsia="微软雅黑" w:hAnsi="微软雅黑" w:hint="eastAsia"/>
-        </w:rPr>
-        <w:t>构建时间</w:t>
-      </w:r>
-      <w:r>
-        <w:rPr>
-          <w:rFonts w:ascii="微软雅黑" w:eastAsia="微软雅黑" w:hAnsi="微软雅黑" w:hint="eastAsia"/>
-        </w:rPr>
-        <w:t>"</w:t>
-      </w:r>
-      <w:r>
-        <w:rPr>
-          <w:rFonts w:ascii="微软雅黑" w:eastAsia="微软雅黑" w:hAnsi="微软雅黑" w:hint="eastAsia"/>
-        </w:rPr>
-        <w:t>，能确认你用的是哪一版。</w:t>
+        <w:t xml:space="preserve"> 里当天的日志文件发回即可。日志第一行有"构建时间"，能确认你用的是哪一版。</w:t>
       </w:r>
     </w:p>
     <w:sectPr>
@@ -8010,7 +5749,6 @@
     <w:name w:val="Normal (Web)"/>
     <w:basedOn w:val="a"/>
     <w:uiPriority w:val="99"/>
-    <w:semiHidden/>
     <w:unhideWhenUsed/>
     <w:pPr>
       <w:spacing w:before="80" w:after="80"/>

--- a/docs/使用说明.docx
+++ b/docs/使用说明.docx
@@ -28,7 +28,13 @@
         <w:rPr>
           <w:rFonts w:ascii="微软雅黑" w:eastAsia="微软雅黑" w:hAnsi="微软雅黑" w:hint="eastAsia"/>
         </w:rPr>
-        <w:t>心灵终结（Mental Omega 3.3.6）实时修改器 · 版本 v1.0 · 2026-10-23</w:t>
+        <w:t xml:space="preserve">心灵终结（Mental Omega 3.3.6）实时修改器 · </w:t>
+      </w:r>
+      <w:r>
+        <w:rPr>
+          <w:rFonts w:ascii="微软雅黑" w:eastAsia="微软雅黑" w:hAnsi="微软雅黑" w:hint="eastAsia"/>
+        </w:rPr>
+        <w:t>版本 v1.0.4 · 2026-10-28</w:t>
       </w:r>
     </w:p>
     <w:p>
@@ -281,6 +287,20 @@
           <w:szCs w:val="21"/>
         </w:rPr>
         <w:t>。</w:t>
+      </w:r>
+    </w:p>
+    <w:p>
+      <w:pPr>
+        <w:pStyle w:val="a3"/>
+        <w:rPr>
+          <w:rFonts w:hint="eastAsia"/>
+        </w:rPr>
+      </w:pPr>
+      <w:r>
+        <w:rPr>
+          <w:rFonts w:hint="eastAsia"/>
+        </w:rPr>
+        <w:t>本工具已经开源，源码在 https://github.com/micaholic125/MO-Trainer ，采用 GNU GPL-3.0 协议发布（许可证全文见文件夹里的 LICENSE）。</w:t>
       </w:r>
     </w:p>
     <w:p>
@@ -3773,12 +3793,12 @@
       <w:pPr>
         <w:pStyle w:val="3"/>
         <w:rPr>
-          <w:rFonts w:hint="eastAsia"/>
-        </w:rPr>
-      </w:pPr>
-      <w:r>
-        <w:rPr>
-          <w:rFonts w:hint="eastAsia"/>
+          <w:rFonts w:ascii="微软雅黑" w:eastAsia="微软雅黑" w:hAnsi="微软雅黑" w:hint="eastAsia"/>
+        </w:rPr>
+      </w:pPr>
+      <w:r>
+        <w:rPr>
+          <w:rFonts w:ascii="微软雅黑" w:eastAsia="微软雅黑" w:hAnsi="微软雅黑" w:hint="eastAsia"/>
         </w:rPr>
         <w:lastRenderedPageBreak/>
         <w:t>启动时的「作者的话」窗口还能再看吗？</w:t>
@@ -3788,12 +3808,16 @@
       <w:pPr>
         <w:pStyle w:val="a3"/>
         <w:rPr>
-          <w:rFonts w:hint="eastAsia"/>
-        </w:rPr>
-      </w:pPr>
-      <w:r>
-        <w:rPr>
-          <w:rFonts w:hint="eastAsia"/>
+          <w:rFonts w:ascii="微软雅黑" w:eastAsia="微软雅黑" w:hAnsi="微软雅黑" w:hint="eastAsia"/>
+          <w:color w:val="222222"/>
+          <w:sz w:val="21"/>
+        </w:rPr>
+      </w:pPr>
+      <w:r>
+        <w:rPr>
+          <w:rFonts w:ascii="微软雅黑" w:eastAsia="微软雅黑" w:hAnsi="微软雅黑" w:hint="eastAsia"/>
+          <w:color w:val="222222"/>
+          <w:sz w:val="21"/>
         </w:rPr>
         <w:t>能。点左侧「关于」→「作者的话」。想让它每次启动都出现，就在这个窗口里取消勾选「不再弹窗显示」，再点「确认」。</w:t>
       </w:r>
@@ -3904,38 +3928,44 @@
       <w:r>
         <w:rPr>
           <w:rFonts w:ascii="微软雅黑" w:eastAsia="微软雅黑" w:hAnsi="微软雅黑" w:hint="eastAsia"/>
-          <w:b/>
+          <w:color w:val="222222"/>
+          <w:sz w:val="21"/>
+          <w:szCs w:val="21"/>
+        </w:rPr>
+        <w:t>删除前注意：config\profile.json 是校准数据，删了要重新校准。</w:t>
+      </w:r>
+    </w:p>
+    <w:p>
+      <w:pPr>
+        <w:pStyle w:val="3"/>
+        <w:rPr>
+          <w:rFonts w:ascii="微软雅黑" w:eastAsia="微软雅黑" w:hAnsi="微软雅黑" w:hint="eastAsia"/>
+        </w:rPr>
+      </w:pPr>
+      <w:r>
+        <w:rPr>
+          <w:rFonts w:ascii="微软雅黑" w:eastAsia="微软雅黑" w:hAnsi="微软雅黑" w:hint="eastAsia"/>
+        </w:rPr>
+        <w:t>这个工具是开源的吗？</w:t>
+      </w:r>
+    </w:p>
+    <w:p>
+      <w:pPr>
+        <w:pStyle w:val="a3"/>
+        <w:rPr>
+          <w:rFonts w:ascii="微软雅黑" w:eastAsia="微软雅黑" w:hAnsi="微软雅黑" w:hint="eastAsia"/>
+          <w:color w:val="222222"/>
+          <w:sz w:val="21"/>
+        </w:rPr>
+      </w:pPr>
+      <w:r>
+        <w:rPr>
+          <w:rFonts w:ascii="微软雅黑" w:eastAsia="微软雅黑" w:hAnsi="微软雅黑" w:hint="eastAsia"/>
           <w:bCs/>
           <w:color w:val="222222"/>
           <w:sz w:val="21"/>
-          <w:szCs w:val="21"/>
-        </w:rPr>
-        <w:t>删除前注意</w:t>
-      </w:r>
-      <w:r>
-        <w:rPr>
-          <w:rFonts w:ascii="微软雅黑" w:eastAsia="微软雅黑" w:hAnsi="微软雅黑" w:hint="eastAsia"/>
-          <w:color w:val="222222"/>
-          <w:sz w:val="21"/>
-          <w:szCs w:val="21"/>
-        </w:rPr>
-        <w:t>：</w:t>
-      </w:r>
-      <w:r>
-        <w:rPr>
-          <w:rStyle w:val="HTML"/>
-          <w:color w:val="222222"/>
-        </w:rPr>
-        <w:t>config\profile.json</w:t>
-      </w:r>
-      <w:r>
-        <w:rPr>
-          <w:rFonts w:ascii="微软雅黑" w:eastAsia="微软雅黑" w:hAnsi="微软雅黑" w:hint="eastAsia"/>
-          <w:color w:val="222222"/>
-          <w:sz w:val="21"/>
-          <w:szCs w:val="21"/>
-        </w:rPr>
-        <w:t xml:space="preserve"> 是校准数据，删了要重新校准。</w:t>
+        </w:rPr>
+        <w:t>是。源码在 https://github.com/micaholic125/MO-Trainer ，采用 GNU GPL-3.0 协议。你可以免费用、随便改；如果改了之后再发给别人，需要同样开源并保留作者署名。</w:t>
       </w:r>
     </w:p>
     <w:p>
@@ -4529,6 +4559,231 @@
           </w:p>
         </w:tc>
       </w:tr>
+      <w:tr>
+        <w:tc>
+          <w:tcPr>
+            <w:tcW w:w="0" w:type="auto"/>
+            <w:tcBorders>
+              <w:top w:val="single" w:sz="6" w:space="0" w:color="999999"/>
+              <w:left w:val="single" w:sz="6" w:space="0" w:color="999999"/>
+              <w:bottom w:val="single" w:sz="6" w:space="0" w:color="999999"/>
+              <w:right w:val="single" w:sz="6" w:space="0" w:color="999999"/>
+            </w:tcBorders>
+            <w:tcMar>
+              <w:top w:w="80" w:type="dxa"/>
+              <w:left w:w="120" w:type="dxa"/>
+              <w:bottom w:w="80" w:type="dxa"/>
+              <w:right w:w="120" w:type="dxa"/>
+            </w:tcMar>
+          </w:tcPr>
+          <w:p>
+            <w:pPr>
+              <w:spacing w:before="120" w:after="120"/>
+              <w:rPr>
+                <w:rStyle w:val="HTML"/>
+                <w:color w:val="222222"/>
+              </w:rPr>
+            </w:pPr>
+            <w:r>
+              <w:rPr>
+                <w:rStyle w:val="HTML"/>
+                <w:color w:val="222222"/>
+              </w:rPr>
+              <w:t>LICENSE</w:t>
+            </w:r>
+          </w:p>
+        </w:tc>
+        <w:tc>
+          <w:tcPr>
+            <w:tcW w:w="0" w:type="auto"/>
+            <w:tcBorders>
+              <w:top w:val="single" w:sz="6" w:space="0" w:color="999999"/>
+              <w:left w:val="single" w:sz="6" w:space="0" w:color="999999"/>
+              <w:bottom w:val="single" w:sz="6" w:space="0" w:color="999999"/>
+              <w:right w:val="single" w:sz="6" w:space="0" w:color="999999"/>
+            </w:tcBorders>
+            <w:tcMar>
+              <w:top w:w="80" w:type="dxa"/>
+              <w:left w:w="120" w:type="dxa"/>
+              <w:bottom w:w="80" w:type="dxa"/>
+              <w:right w:w="120" w:type="dxa"/>
+            </w:tcMar>
+          </w:tcPr>
+          <w:p>
+            <w:pPr>
+              <w:spacing w:before="120" w:after="120"/>
+              <w:rPr>
+                <w:rFonts w:ascii="微软雅黑" w:eastAsia="微软雅黑" w:hAnsi="微软雅黑" w:hint="eastAsia"/>
+                <w:color w:val="222222"/>
+                <w:sz w:val="19"/>
+                <w:szCs w:val="19"/>
+              </w:rPr>
+            </w:pPr>
+            <w:r>
+              <w:rPr>
+                <w:rFonts w:ascii="微软雅黑" w:eastAsia="微软雅黑" w:hAnsi="微软雅黑" w:hint="eastAsia"/>
+                <w:color w:val="222222"/>
+                <w:sz w:val="19"/>
+                <w:szCs w:val="19"/>
+              </w:rPr>
+              <w:t>开源许可证全文（GNU GPL-3.0），别删。</w:t>
+            </w:r>
+          </w:p>
+        </w:tc>
+      </w:tr>
+      <w:tr>
+        <w:tc>
+          <w:tcPr>
+            <w:tcW w:w="0" w:type="auto"/>
+            <w:tcBorders>
+              <w:top w:val="single" w:sz="6" w:space="0" w:color="999999"/>
+              <w:left w:val="single" w:sz="6" w:space="0" w:color="999999"/>
+              <w:bottom w:val="single" w:sz="6" w:space="0" w:color="999999"/>
+              <w:right w:val="single" w:sz="6" w:space="0" w:color="999999"/>
+            </w:tcBorders>
+            <w:tcMar>
+              <w:top w:w="80" w:type="dxa"/>
+              <w:left w:w="120" w:type="dxa"/>
+              <w:bottom w:w="80" w:type="dxa"/>
+              <w:right w:w="120" w:type="dxa"/>
+            </w:tcMar>
+          </w:tcPr>
+          <w:p>
+            <w:pPr>
+              <w:spacing w:before="120" w:after="120"/>
+              <w:rPr>
+                <w:rStyle w:val="HTML"/>
+                <w:color w:val="222222"/>
+              </w:rPr>
+            </w:pPr>
+            <w:r>
+              <w:rPr>
+                <w:rStyle w:val="HTML"/>
+                <w:color w:val="222222"/>
+              </w:rPr>
+              <w:t>COPYRIGHT.md</w:t>
+            </w:r>
+          </w:p>
+        </w:tc>
+        <w:tc>
+          <w:tcPr>
+            <w:tcW w:w="0" w:type="auto"/>
+            <w:tcBorders>
+              <w:top w:val="single" w:sz="6" w:space="0" w:color="999999"/>
+              <w:left w:val="single" w:sz="6" w:space="0" w:color="999999"/>
+              <w:bottom w:val="single" w:sz="6" w:space="0" w:color="999999"/>
+              <w:right w:val="single" w:sz="6" w:space="0" w:color="999999"/>
+            </w:tcBorders>
+            <w:tcMar>
+              <w:top w:w="80" w:type="dxa"/>
+              <w:left w:w="120" w:type="dxa"/>
+              <w:bottom w:w="80" w:type="dxa"/>
+              <w:right w:w="120" w:type="dxa"/>
+            </w:tcMar>
+          </w:tcPr>
+          <w:p>
+            <w:pPr>
+              <w:spacing w:before="120" w:after="120"/>
+              <w:rPr>
+                <w:rFonts w:ascii="微软雅黑" w:eastAsia="微软雅黑" w:hAnsi="微软雅黑" w:hint="eastAsia"/>
+                <w:color w:val="222222"/>
+                <w:sz w:val="19"/>
+                <w:szCs w:val="19"/>
+              </w:rPr>
+            </w:pPr>
+            <w:r>
+              <w:rPr>
+                <w:rFonts w:ascii="微软雅黑" w:eastAsia="微软雅黑" w:hAnsi="微软雅黑" w:hint="eastAsia"/>
+                <w:color w:val="222222"/>
+                <w:sz w:val="19"/>
+                <w:szCs w:val="19"/>
+              </w:rPr>
+              <w:t>版权声明与许可说明（谁拥有版权、能怎么用）。</w:t>
+            </w:r>
+          </w:p>
+        </w:tc>
+      </w:tr>
+      <w:tr>
+        <w:tc>
+          <w:tcPr>
+            <w:tcW w:w="0" w:type="auto"/>
+            <w:tcBorders>
+              <w:top w:val="single" w:sz="6" w:space="0" w:color="999999"/>
+              <w:left w:val="single" w:sz="6" w:space="0" w:color="999999"/>
+              <w:bottom w:val="single" w:sz="6" w:space="0" w:color="999999"/>
+              <w:right w:val="single" w:sz="6" w:space="0" w:color="999999"/>
+            </w:tcBorders>
+            <w:tcMar>
+              <w:top w:w="80" w:type="dxa"/>
+              <w:left w:w="120" w:type="dxa"/>
+              <w:bottom w:w="80" w:type="dxa"/>
+              <w:right w:w="120" w:type="dxa"/>
+            </w:tcMar>
+          </w:tcPr>
+          <w:p>
+            <w:pPr>
+              <w:spacing w:before="120" w:after="120"/>
+              <w:rPr>
+                <w:rStyle w:val="HTML"/>
+                <w:color w:val="222222"/>
+              </w:rPr>
+            </w:pPr>
+            <w:r>
+              <w:rPr>
+                <w:rStyle w:val="HTML"/>
+                <w:rFonts w:hint="eastAsia"/>
+                <w:color w:val="222222"/>
+              </w:rPr>
+              <w:t>使用前必读</w:t>
+            </w:r>
+            <w:r>
+              <w:rPr>
+                <w:rStyle w:val="HTML"/>
+                <w:rFonts w:hint="eastAsia"/>
+                <w:color w:val="222222"/>
+              </w:rPr>
+              <w:t>.txt</w:t>
+            </w:r>
+          </w:p>
+        </w:tc>
+        <w:tc>
+          <w:tcPr>
+            <w:tcW w:w="0" w:type="auto"/>
+            <w:tcBorders>
+              <w:top w:val="single" w:sz="6" w:space="0" w:color="999999"/>
+              <w:left w:val="single" w:sz="6" w:space="0" w:color="999999"/>
+              <w:bottom w:val="single" w:sz="6" w:space="0" w:color="999999"/>
+              <w:right w:val="single" w:sz="6" w:space="0" w:color="999999"/>
+            </w:tcBorders>
+            <w:tcMar>
+              <w:top w:w="80" w:type="dxa"/>
+              <w:left w:w="120" w:type="dxa"/>
+              <w:bottom w:w="80" w:type="dxa"/>
+              <w:right w:w="120" w:type="dxa"/>
+            </w:tcMar>
+          </w:tcPr>
+          <w:p>
+            <w:pPr>
+              <w:spacing w:before="120" w:after="120"/>
+              <w:rPr>
+                <w:rFonts w:ascii="微软雅黑" w:eastAsia="微软雅黑" w:hAnsi="微软雅黑" w:hint="eastAsia"/>
+                <w:color w:val="222222"/>
+                <w:sz w:val="19"/>
+                <w:szCs w:val="19"/>
+              </w:rPr>
+            </w:pPr>
+            <w:r>
+              <w:rPr>
+                <w:rFonts w:ascii="微软雅黑" w:eastAsia="微软雅黑" w:hAnsi="微软雅黑" w:hint="eastAsia"/>
+                <w:color w:val="222222"/>
+                <w:sz w:val="19"/>
+                <w:szCs w:val="19"/>
+              </w:rPr>
+              <w:t>一页纸的快速上手与注意事项，第一次用先看它。</w:t>
+            </w:r>
+          </w:p>
+        </w:tc>
+      </w:tr>
     </w:tbl>
     <w:p>
       <w:pPr>
@@ -4566,6 +4821,7 @@
           <w:sz w:val="21"/>
           <w:szCs w:val="21"/>
         </w:rPr>
+        <w:lastRenderedPageBreak/>
         <w:t>本工具仅限</w:t>
       </w:r>
       <w:r>
@@ -4682,6 +4938,27 @@
           <w:szCs w:val="21"/>
         </w:rPr>
         <w:t>本工具不修改任何游戏文件；换游戏版本后请重新校准。</w:t>
+      </w:r>
+    </w:p>
+    <w:p>
+      <w:pPr>
+        <w:numPr>
+          <w:ilvl w:val="0"/>
+          <w:numId w:val="3"/>
+        </w:numPr>
+        <w:spacing w:before="40" w:after="40"/>
+        <w:ind w:left="1080"/>
+        <w:rPr>
+          <w:rFonts w:ascii="微软雅黑" w:eastAsia="微软雅黑" w:hint="eastAsia"/>
+          <w:sz w:val="21"/>
+        </w:rPr>
+      </w:pPr>
+      <w:r>
+        <w:rPr>
+          <w:rFonts w:ascii="微软雅黑" w:eastAsia="微软雅黑" w:hint="eastAsia"/>
+          <w:sz w:val="21"/>
+        </w:rPr>
+        <w:t>本工具以 GNU GPL-3.0 开源协议发布，版权归作者所有；你可以自由使用和修改，但分发修改后的版本必须同样开源。程序不提供任何担保。</w:t>
       </w:r>
     </w:p>
     <w:p>
@@ -4782,6 +5059,155 @@
 <file path=word/numbering.xml><?xml version="1.0" encoding="utf-8"?>
 <w:numbering xmlns:wpc="http://schemas.microsoft.com/office/word/2010/wordprocessingCanvas" xmlns:cx="http://schemas.microsoft.com/office/drawing/2014/chartex" xmlns:cx1="http://schemas.microsoft.com/office/drawing/2015/9/8/chartex" xmlns:cx2="http://schemas.microsoft.com/office/drawing/2015/10/21/chartex" xmlns:cx3="http://schemas.microsoft.com/office/drawing/2016/5/9/chartex" xmlns:cx4="http://schemas.microsoft.com/office/drawing/2016/5/10/chartex" xmlns:cx5="http://schemas.microsoft.com/office/drawing/2016/5/11/chartex" xmlns:cx6="http://schemas.microsoft.com/office/drawing/2016/5/12/chartex" xmlns:cx7="http://schemas.microsoft.com/office/drawing/2016/5/13/chartex" xmlns:cx8="http://schemas.microsoft.com/office/drawing/2016/5/14/chartex" xmlns:mc="http://schemas.openxmlformats.org/markup-compatibility/2006" xmlns:aink="http://schemas.microsoft.com/office/drawing/2016/ink" xmlns:am3d="http://schemas.microsoft.com/office/drawing/2017/model3d" xmlns:o="urn:schemas-microsoft-com:office:office" xmlns:oel="http://schemas.microsoft.com/office/2019/extlst" xmlns:r="http://schemas.openxmlformats.org/officeDocument/2006/relationships" xmlns:m="http://schemas.openxmlformats.org/officeDocument/2006/math" xmlns:v="urn:schemas-microsoft-com:vml" xmlns:wp14="http://schemas.microsoft.com/office/word/2010/wordprocessingDrawing" xmlns:wp="http://schemas.openxmlformats.org/drawingml/2006/wordprocessingDrawing" xmlns:w10="urn:schemas-microsoft-com:office:word" xmlns:w="http://schemas.openxmlformats.org/wordprocessingml/2006/main" xmlns:w14="http://schemas.microsoft.com/office/word/2010/wordml" xmlns:w15="http://schemas.microsoft.com/office/word/2012/wordml" xmlns:w16cex="http://schemas.microsoft.com/office/word/2018/wordml/cex" xmlns:w16cid="http://schemas.microsoft.com/office/word/2016/wordml/cid" xmlns:w16="http://schemas.microsoft.com/office/word/2018/wordml" xmlns:w16du="http://schemas.microsoft.com/office/word/2023/wordml/word16du" xmlns:w16sdtdh="http://schemas.microsoft.com/office/word/2020/wordml/sdtdatahash" xmlns:w16sdtfl="http://schemas.microsoft.com/office/word/2024/wordml/sdtformatlock" xmlns:w16se="http://schemas.microsoft.com/office/word/2015/wordml/symex" xmlns:wpg="http://schemas.microsoft.com/office/word/2010/wordprocessingGroup" xmlns:wpi="http://schemas.microsoft.com/office/word/2010/wordprocessingInk" xmlns:wne="http://schemas.microsoft.com/office/word/2006/wordml" xmlns:wps="http://schemas.microsoft.com/office/word/2010/wordprocessingShape" mc:Ignorable="w14 w15 w16se w16cid w16 w16cex w16sdtdh w16sdtfl w16du wp14">
   <w:abstractNum w:abstractNumId="0" w15:restartNumberingAfterBreak="0">
+    <w:nsid w:val="394135D8"/>
+    <w:multiLevelType w:val="multilevel"/>
+    <w:tmpl w:val="0082E1EA"/>
+    <w:lvl w:ilvl="0">
+      <w:start w:val="1"/>
+      <w:numFmt w:val="bullet"/>
+      <w:lvlText w:val=""/>
+      <w:lvlJc w:val="left"/>
+      <w:pPr>
+        <w:tabs>
+          <w:tab w:val="num" w:pos="720"/>
+        </w:tabs>
+        <w:ind w:left="720" w:hanging="360"/>
+      </w:pPr>
+      <w:rPr>
+        <w:rFonts w:ascii="Symbol" w:hAnsi="Symbol" w:hint="default"/>
+        <w:sz w:val="20"/>
+      </w:rPr>
+    </w:lvl>
+    <w:lvl w:ilvl="1">
+      <w:start w:val="1"/>
+      <w:numFmt w:val="bullet"/>
+      <w:lvlText w:val="o"/>
+      <w:lvlJc w:val="left"/>
+      <w:pPr>
+        <w:tabs>
+          <w:tab w:val="num" w:pos="1440"/>
+        </w:tabs>
+        <w:ind w:left="1440" w:hanging="360"/>
+      </w:pPr>
+      <w:rPr>
+        <w:rFonts w:ascii="Courier New" w:hAnsi="Courier New" w:hint="default"/>
+        <w:sz w:val="20"/>
+      </w:rPr>
+    </w:lvl>
+    <w:lvl w:ilvl="2" w:tentative="1">
+      <w:start w:val="1"/>
+      <w:numFmt w:val="bullet"/>
+      <w:lvlText w:val=""/>
+      <w:lvlJc w:val="left"/>
+      <w:pPr>
+        <w:tabs>
+          <w:tab w:val="num" w:pos="2160"/>
+        </w:tabs>
+        <w:ind w:left="2160" w:hanging="360"/>
+      </w:pPr>
+      <w:rPr>
+        <w:rFonts w:ascii="Wingdings" w:hAnsi="Wingdings" w:hint="default"/>
+        <w:sz w:val="20"/>
+      </w:rPr>
+    </w:lvl>
+    <w:lvl w:ilvl="3" w:tentative="1">
+      <w:start w:val="1"/>
+      <w:numFmt w:val="bullet"/>
+      <w:lvlText w:val=""/>
+      <w:lvlJc w:val="left"/>
+      <w:pPr>
+        <w:tabs>
+          <w:tab w:val="num" w:pos="2880"/>
+        </w:tabs>
+        <w:ind w:left="2880" w:hanging="360"/>
+      </w:pPr>
+      <w:rPr>
+        <w:rFonts w:ascii="Wingdings" w:hAnsi="Wingdings" w:hint="default"/>
+        <w:sz w:val="20"/>
+      </w:rPr>
+    </w:lvl>
+    <w:lvl w:ilvl="4" w:tentative="1">
+      <w:start w:val="1"/>
+      <w:numFmt w:val="bullet"/>
+      <w:lvlText w:val=""/>
+      <w:lvlJc w:val="left"/>
+      <w:pPr>
+        <w:tabs>
+          <w:tab w:val="num" w:pos="3600"/>
+        </w:tabs>
+        <w:ind w:left="3600" w:hanging="360"/>
+      </w:pPr>
+      <w:rPr>
+        <w:rFonts w:ascii="Wingdings" w:hAnsi="Wingdings" w:hint="default"/>
+        <w:sz w:val="20"/>
+      </w:rPr>
+    </w:lvl>
+    <w:lvl w:ilvl="5" w:tentative="1">
+      <w:start w:val="1"/>
+      <w:numFmt w:val="bullet"/>
+      <w:lvlText w:val=""/>
+      <w:lvlJc w:val="left"/>
+      <w:pPr>
+        <w:tabs>
+          <w:tab w:val="num" w:pos="4320"/>
+        </w:tabs>
+        <w:ind w:left="4320" w:hanging="360"/>
+      </w:pPr>
+      <w:rPr>
+        <w:rFonts w:ascii="Wingdings" w:hAnsi="Wingdings" w:hint="default"/>
+        <w:sz w:val="20"/>
+      </w:rPr>
+    </w:lvl>
+    <w:lvl w:ilvl="6" w:tentative="1">
+      <w:start w:val="1"/>
+      <w:numFmt w:val="bullet"/>
+      <w:lvlText w:val=""/>
+      <w:lvlJc w:val="left"/>
+      <w:pPr>
+        <w:tabs>
+          <w:tab w:val="num" w:pos="5040"/>
+        </w:tabs>
+        <w:ind w:left="5040" w:hanging="360"/>
+      </w:pPr>
+      <w:rPr>
+        <w:rFonts w:ascii="Wingdings" w:hAnsi="Wingdings" w:hint="default"/>
+        <w:sz w:val="20"/>
+      </w:rPr>
+    </w:lvl>
+    <w:lvl w:ilvl="7" w:tentative="1">
+      <w:start w:val="1"/>
+      <w:numFmt w:val="bullet"/>
+      <w:lvlText w:val=""/>
+      <w:lvlJc w:val="left"/>
+      <w:pPr>
+        <w:tabs>
+          <w:tab w:val="num" w:pos="5760"/>
+        </w:tabs>
+        <w:ind w:left="5760" w:hanging="360"/>
+      </w:pPr>
+      <w:rPr>
+        <w:rFonts w:ascii="Wingdings" w:hAnsi="Wingdings" w:hint="default"/>
+        <w:sz w:val="20"/>
+      </w:rPr>
+    </w:lvl>
+    <w:lvl w:ilvl="8" w:tentative="1">
+      <w:start w:val="1"/>
+      <w:numFmt w:val="bullet"/>
+      <w:lvlText w:val=""/>
+      <w:lvlJc w:val="left"/>
+      <w:pPr>
+        <w:tabs>
+          <w:tab w:val="num" w:pos="6480"/>
+        </w:tabs>
+        <w:ind w:left="6480" w:hanging="360"/>
+      </w:pPr>
+      <w:rPr>
+        <w:rFonts w:ascii="Wingdings" w:hAnsi="Wingdings" w:hint="default"/>
+        <w:sz w:val="20"/>
+      </w:rPr>
+    </w:lvl>
+  </w:abstractNum>
+  <w:abstractNum w:abstractNumId="1" w15:restartNumberingAfterBreak="0">
     <w:nsid w:val="3EF322A0"/>
     <w:multiLevelType w:val="multilevel"/>
     <w:tmpl w:val="0082E1EA"/>
@@ -4930,10 +5356,10 @@
       </w:rPr>
     </w:lvl>
   </w:abstractNum>
-  <w:abstractNum w:abstractNumId="1" w15:restartNumberingAfterBreak="0">
-    <w:nsid w:val="687347AC"/>
+  <w:abstractNum w:abstractNumId="2" w15:restartNumberingAfterBreak="0">
+    <w:nsid w:val="4A0B482E"/>
     <w:multiLevelType w:val="multilevel"/>
-    <w:tmpl w:val="8D88211C"/>
+    <w:tmpl w:val="0082E1EA"/>
     <w:lvl w:ilvl="0">
       <w:start w:val="1"/>
       <w:numFmt w:val="bullet"/>
@@ -5079,7 +5505,156 @@
       </w:rPr>
     </w:lvl>
   </w:abstractNum>
-  <w:abstractNum w:abstractNumId="2" w15:restartNumberingAfterBreak="0">
+  <w:abstractNum w:abstractNumId="3" w15:restartNumberingAfterBreak="0">
+    <w:nsid w:val="687347AC"/>
+    <w:multiLevelType w:val="multilevel"/>
+    <w:tmpl w:val="8D88211C"/>
+    <w:lvl w:ilvl="0">
+      <w:start w:val="1"/>
+      <w:numFmt w:val="bullet"/>
+      <w:lvlText w:val=""/>
+      <w:lvlJc w:val="left"/>
+      <w:pPr>
+        <w:tabs>
+          <w:tab w:val="num" w:pos="720"/>
+        </w:tabs>
+        <w:ind w:left="720" w:hanging="360"/>
+      </w:pPr>
+      <w:rPr>
+        <w:rFonts w:ascii="Symbol" w:hAnsi="Symbol" w:hint="default"/>
+        <w:sz w:val="20"/>
+      </w:rPr>
+    </w:lvl>
+    <w:lvl w:ilvl="1" w:tentative="1">
+      <w:start w:val="1"/>
+      <w:numFmt w:val="bullet"/>
+      <w:lvlText w:val="o"/>
+      <w:lvlJc w:val="left"/>
+      <w:pPr>
+        <w:tabs>
+          <w:tab w:val="num" w:pos="1440"/>
+        </w:tabs>
+        <w:ind w:left="1440" w:hanging="360"/>
+      </w:pPr>
+      <w:rPr>
+        <w:rFonts w:ascii="Courier New" w:hAnsi="Courier New" w:hint="default"/>
+        <w:sz w:val="20"/>
+      </w:rPr>
+    </w:lvl>
+    <w:lvl w:ilvl="2" w:tentative="1">
+      <w:start w:val="1"/>
+      <w:numFmt w:val="bullet"/>
+      <w:lvlText w:val=""/>
+      <w:lvlJc w:val="left"/>
+      <w:pPr>
+        <w:tabs>
+          <w:tab w:val="num" w:pos="2160"/>
+        </w:tabs>
+        <w:ind w:left="2160" w:hanging="360"/>
+      </w:pPr>
+      <w:rPr>
+        <w:rFonts w:ascii="Wingdings" w:hAnsi="Wingdings" w:hint="default"/>
+        <w:sz w:val="20"/>
+      </w:rPr>
+    </w:lvl>
+    <w:lvl w:ilvl="3" w:tentative="1">
+      <w:start w:val="1"/>
+      <w:numFmt w:val="bullet"/>
+      <w:lvlText w:val=""/>
+      <w:lvlJc w:val="left"/>
+      <w:pPr>
+        <w:tabs>
+          <w:tab w:val="num" w:pos="2880"/>
+        </w:tabs>
+        <w:ind w:left="2880" w:hanging="360"/>
+      </w:pPr>
+      <w:rPr>
+        <w:rFonts w:ascii="Wingdings" w:hAnsi="Wingdings" w:hint="default"/>
+        <w:sz w:val="20"/>
+      </w:rPr>
+    </w:lvl>
+    <w:lvl w:ilvl="4" w:tentative="1">
+      <w:start w:val="1"/>
+      <w:numFmt w:val="bullet"/>
+      <w:lvlText w:val=""/>
+      <w:lvlJc w:val="left"/>
+      <w:pPr>
+        <w:tabs>
+          <w:tab w:val="num" w:pos="3600"/>
+        </w:tabs>
+        <w:ind w:left="3600" w:hanging="360"/>
+      </w:pPr>
+      <w:rPr>
+        <w:rFonts w:ascii="Wingdings" w:hAnsi="Wingdings" w:hint="default"/>
+        <w:sz w:val="20"/>
+      </w:rPr>
+    </w:lvl>
+    <w:lvl w:ilvl="5" w:tentative="1">
+      <w:start w:val="1"/>
+      <w:numFmt w:val="bullet"/>
+      <w:lvlText w:val=""/>
+      <w:lvlJc w:val="left"/>
+      <w:pPr>
+        <w:tabs>
+          <w:tab w:val="num" w:pos="4320"/>
+        </w:tabs>
+        <w:ind w:left="4320" w:hanging="360"/>
+      </w:pPr>
+      <w:rPr>
+        <w:rFonts w:ascii="Wingdings" w:hAnsi="Wingdings" w:hint="default"/>
+        <w:sz w:val="20"/>
+      </w:rPr>
+    </w:lvl>
+    <w:lvl w:ilvl="6" w:tentative="1">
+      <w:start w:val="1"/>
+      <w:numFmt w:val="bullet"/>
+      <w:lvlText w:val=""/>
+      <w:lvlJc w:val="left"/>
+      <w:pPr>
+        <w:tabs>
+          <w:tab w:val="num" w:pos="5040"/>
+        </w:tabs>
+        <w:ind w:left="5040" w:hanging="360"/>
+      </w:pPr>
+      <w:rPr>
+        <w:rFonts w:ascii="Wingdings" w:hAnsi="Wingdings" w:hint="default"/>
+        <w:sz w:val="20"/>
+      </w:rPr>
+    </w:lvl>
+    <w:lvl w:ilvl="7" w:tentative="1">
+      <w:start w:val="1"/>
+      <w:numFmt w:val="bullet"/>
+      <w:lvlText w:val=""/>
+      <w:lvlJc w:val="left"/>
+      <w:pPr>
+        <w:tabs>
+          <w:tab w:val="num" w:pos="5760"/>
+        </w:tabs>
+        <w:ind w:left="5760" w:hanging="360"/>
+      </w:pPr>
+      <w:rPr>
+        <w:rFonts w:ascii="Wingdings" w:hAnsi="Wingdings" w:hint="default"/>
+        <w:sz w:val="20"/>
+      </w:rPr>
+    </w:lvl>
+    <w:lvl w:ilvl="8" w:tentative="1">
+      <w:start w:val="1"/>
+      <w:numFmt w:val="bullet"/>
+      <w:lvlText w:val=""/>
+      <w:lvlJc w:val="left"/>
+      <w:pPr>
+        <w:tabs>
+          <w:tab w:val="num" w:pos="6480"/>
+        </w:tabs>
+        <w:ind w:left="6480" w:hanging="360"/>
+      </w:pPr>
+      <w:rPr>
+        <w:rFonts w:ascii="Wingdings" w:hAnsi="Wingdings" w:hint="default"/>
+        <w:sz w:val="20"/>
+      </w:rPr>
+    </w:lvl>
+  </w:abstractNum>
+  <w:abstractNum w:abstractNumId="4" w15:restartNumberingAfterBreak="0">
     <w:nsid w:val="6B1F5E91"/>
     <w:multiLevelType w:val="multilevel"/>
     <w:tmpl w:val="AA62FE14"/>
@@ -5193,12 +5768,18 @@
     </w:lvl>
   </w:abstractNum>
   <w:num w:numId="1" w16cid:durableId="71972726">
+    <w:abstractNumId w:val="4"/>
+  </w:num>
+  <w:num w:numId="2" w16cid:durableId="1165588007">
+    <w:abstractNumId w:val="3"/>
+  </w:num>
+  <w:num w:numId="3" w16cid:durableId="818498912">
+    <w:abstractNumId w:val="1"/>
+  </w:num>
+  <w:num w:numId="4" w16cid:durableId="1328442166">
     <w:abstractNumId w:val="2"/>
   </w:num>
-  <w:num w:numId="2" w16cid:durableId="1165588007">
-    <w:abstractNumId w:val="1"/>
-  </w:num>
-  <w:num w:numId="3" w16cid:durableId="818498912">
+  <w:num w:numId="5" w16cid:durableId="2137478160">
     <w:abstractNumId w:val="0"/>
   </w:num>
 </w:numbering>
@@ -5879,6 +6460,16 @@
       <w:szCs w:val="18"/>
     </w:rPr>
   </w:style>
+  <w:style w:type="paragraph" w:styleId="a8">
+    <w:name w:val="List Paragraph"/>
+    <w:basedOn w:val="a"/>
+    <w:uiPriority w:val="34"/>
+    <w:qFormat/>
+    <w:rsid w:val="00C15B1C"/>
+    <w:pPr>
+      <w:ind w:firstLineChars="200" w:firstLine="420"/>
+    </w:pPr>
+  </w:style>
 </w:styles>
 </file>
 
